--- a/doc_templates/ghovahi_mahal_bkarghiri_takhassosi_sarbaz.docx
+++ b/doc_templates/ghovahi_mahal_bkarghiri_takhassosi_sarbaz.docx
@@ -67,17 +67,17 @@
                   <w:pPr>
                     <w:spacing w:after="0" w:line="240" w:lineRule="auto"/>
                     <w:rPr>
-                      <w:rFonts w:cs="B Nazanin"/>
-                      <w:b/>
-                      <w:bCs/>
-                      <w:sz w:val="18"/>
-                      <w:szCs w:val="18"/>
-                      <w:rtl/>
-                    </w:rPr>
-                  </w:pPr>
-                  <w:r>
-                    <w:rPr>
-                      <w:rFonts w:cs="B Nazanin" w:hint="cs"/>
+                      <w:rFonts w:ascii="B Nazanin" w:hAnsi="B Nazanin" w:cs="B Nazanin"/>
+                      <w:b/>
+                      <w:bCs/>
+                      <w:sz w:val="18"/>
+                      <w:szCs w:val="18"/>
+                      <w:rtl/>
+                    </w:rPr>
+                  </w:pPr>
+                  <w:r>
+                    <w:rPr>
+                      <w:rFonts w:ascii="B Nazanin" w:hAnsi="B Nazanin" w:cs="B Nazanin" w:hint="cs"/>
                       <w:b/>
                       <w:bCs/>
                       <w:sz w:val="18"/>
@@ -88,7 +88,7 @@
                   </w:r>
                   <w:r>
                     <w:rPr>
-                      <w:rFonts w:cs="B Nazanin" w:hint="cs"/>
+                      <w:rFonts w:ascii="B Nazanin" w:hAnsi="B Nazanin" w:cs="B Nazanin" w:hint="cs"/>
                       <w:b/>
                       <w:bCs/>
                       <w:sz w:val="18"/>
@@ -99,7 +99,7 @@
                   </w:r>
                   <w:r>
                     <w:rPr>
-                      <w:rFonts w:cs="B Nazanin" w:hint="cs"/>
+                      <w:rFonts w:ascii="B Nazanin" w:hAnsi="B Nazanin" w:cs="B Nazanin" w:hint="cs"/>
                       <w:b/>
                       <w:bCs/>
                       <w:sz w:val="18"/>
@@ -110,7 +110,7 @@
                   </w:r>
                   <w:r>
                     <w:rPr>
-                      <w:rFonts w:cs="B Nazanin" w:hint="cs"/>
+                      <w:rFonts w:ascii="B Nazanin" w:hAnsi="B Nazanin" w:cs="B Nazanin" w:hint="cs"/>
                       <w:b/>
                       <w:bCs/>
                       <w:sz w:val="18"/>
@@ -121,18 +121,18 @@
                   </w:r>
                   <w:r>
                     <w:rPr>
-                      <w:rFonts w:cs="B Nazanin" w:hint="cs"/>
-                      <w:b/>
-                      <w:bCs/>
-                      <w:sz w:val="18"/>
-                      <w:szCs w:val="18"/>
-                      <w:rtl/>
-                    </w:rPr>
-                    <w:t>2057</w:t>
-                  </w:r>
-                  <w:r>
-                    <w:rPr>
-                      <w:rFonts w:cs="B Nazanin" w:hint="cs"/>
+                      <w:rFonts w:ascii="B Nazanin" w:hAnsi="B Nazanin" w:cs="B Nazanin" w:hint="cs"/>
+                      <w:b/>
+                      <w:bCs/>
+                      <w:sz w:val="18"/>
+                      <w:szCs w:val="18"/>
+                      <w:rtl/>
+                    </w:rPr>
+                    <w:t>۲۰۵۷</w:t>
+                  </w:r>
+                  <w:r>
+                    <w:rPr>
+                      <w:rFonts w:ascii="B Nazanin" w:hAnsi="B Nazanin" w:cs="B Nazanin" w:hint="cs"/>
                       <w:b/>
                       <w:bCs/>
                       <w:sz w:val="18"/>
@@ -143,18 +143,18 @@
                   </w:r>
                   <w:r>
                     <w:rPr>
-                      <w:rFonts w:cs="B Nazanin" w:hint="cs"/>
-                      <w:b/>
-                      <w:bCs/>
-                      <w:sz w:val="18"/>
-                      <w:szCs w:val="18"/>
-                      <w:rtl/>
-                    </w:rPr>
-                    <w:t>40</w:t>
-                  </w:r>
-                  <w:r>
-                    <w:rPr>
-                      <w:rFonts w:cs="B Nazanin" w:hint="cs"/>
+                      <w:rFonts w:ascii="B Nazanin" w:hAnsi="B Nazanin" w:cs="B Nazanin" w:hint="cs"/>
+                      <w:b/>
+                      <w:bCs/>
+                      <w:sz w:val="18"/>
+                      <w:szCs w:val="18"/>
+                      <w:rtl/>
+                    </w:rPr>
+                    <w:t>۴۰</w:t>
+                  </w:r>
+                  <w:r>
+                    <w:rPr>
+                      <w:rFonts w:ascii="B Nazanin" w:hAnsi="B Nazanin" w:cs="B Nazanin" w:hint="cs"/>
                       <w:b/>
                       <w:bCs/>
                       <w:sz w:val="18"/>
@@ -165,42 +165,64 @@
                   </w:r>
                   <w:r>
                     <w:rPr>
-                      <w:rFonts w:cs="B Nazanin" w:hint="cs"/>
-                      <w:b/>
-                      <w:bCs/>
-                      <w:sz w:val="18"/>
-                      <w:szCs w:val="18"/>
-                      <w:rtl/>
-                    </w:rPr>
-                    <w:t>301</w:t>
-                  </w:r>
-                  <w:r>
-                    <w:rPr>
-                      <w:rFonts w:cs="B Nazanin" w:hint="cs"/>
-                      <w:b/>
-                      <w:bCs/>
-                      <w:sz w:val="18"/>
-                      <w:szCs w:val="18"/>
-                      <w:rtl/>
-                    </w:rPr>
-                    <w:t>/515/زم</w:t>
+                      <w:rFonts w:ascii="B Nazanin" w:hAnsi="B Nazanin" w:cs="B Nazanin" w:hint="cs"/>
+                      <w:b/>
+                      <w:bCs/>
+                      <w:sz w:val="18"/>
+                      <w:szCs w:val="18"/>
+                      <w:rtl/>
+                    </w:rPr>
+                    <w:t>۳۰۱</w:t>
+                  </w:r>
+                  <w:r>
+                    <w:rPr>
+                      <w:rFonts w:ascii="B Nazanin" w:hAnsi="B Nazanin" w:cs="B Nazanin" w:hint="cs"/>
+                      <w:b/>
+                      <w:bCs/>
+                      <w:sz w:val="18"/>
+                      <w:szCs w:val="18"/>
+                      <w:rtl/>
+                    </w:rPr>
+                    <w:t>/</w:t>
+                  </w:r>
+                  <w:r>
+                    <w:rPr>
+                      <w:rFonts w:ascii="B Nazanin" w:hAnsi="B Nazanin" w:cs="B Nazanin" w:hint="cs"/>
+                      <w:b/>
+                      <w:bCs/>
+                      <w:sz w:val="18"/>
+                      <w:szCs w:val="18"/>
+                      <w:rtl/>
+                    </w:rPr>
+                    <w:t>۵۱۵</w:t>
+                  </w:r>
+                  <w:r>
+                    <w:rPr>
+                      <w:rFonts w:ascii="B Nazanin" w:hAnsi="B Nazanin" w:cs="B Nazanin" w:hint="cs"/>
+                      <w:b/>
+                      <w:bCs/>
+                      <w:sz w:val="18"/>
+                      <w:szCs w:val="18"/>
+                      <w:rtl/>
+                    </w:rPr>
+                    <w:t>/زم</w:t>
                   </w:r>
                 </w:p>
                 <w:p>
                   <w:pPr>
                     <w:spacing w:after="0" w:line="240" w:lineRule="auto"/>
                     <w:rPr>
-                      <w:rFonts w:cs="B Nazanin"/>
-                      <w:b/>
-                      <w:bCs/>
-                      <w:sz w:val="18"/>
-                      <w:szCs w:val="18"/>
-                      <w:rtl/>
-                    </w:rPr>
-                  </w:pPr>
-                  <w:r>
-                    <w:rPr>
-                      <w:rFonts w:cs="B Nazanin" w:hint="cs"/>
+                      <w:rFonts w:ascii="B Nazanin" w:hAnsi="B Nazanin" w:cs="B Nazanin"/>
+                      <w:b/>
+                      <w:bCs/>
+                      <w:sz w:val="18"/>
+                      <w:szCs w:val="18"/>
+                      <w:rtl/>
+                    </w:rPr>
+                  </w:pPr>
+                  <w:r>
+                    <w:rPr>
+                      <w:rFonts w:ascii="B Nazanin" w:hAnsi="B Nazanin" w:cs="B Nazanin" w:hint="cs"/>
                       <w:b/>
                       <w:bCs/>
                       <w:sz w:val="18"/>
@@ -211,7 +233,7 @@
                   </w:r>
                   <w:r>
                     <w:rPr>
-                      <w:rFonts w:cs="B Nazanin" w:hint="cs"/>
+                      <w:rFonts w:ascii="B Nazanin" w:hAnsi="B Nazanin" w:cs="B Nazanin" w:hint="cs"/>
                       <w:b/>
                       <w:bCs/>
                       <w:sz w:val="18"/>
@@ -222,7 +244,7 @@
                   </w:r>
                   <w:r>
                     <w:rPr>
-                      <w:rFonts w:cs="B Nazanin" w:hint="cs"/>
+                      <w:rFonts w:ascii="B Nazanin" w:hAnsi="B Nazanin" w:cs="B Nazanin" w:hint="cs"/>
                       <w:b/>
                       <w:bCs/>
                       <w:sz w:val="18"/>
@@ -233,7 +255,7 @@
                   </w:r>
                   <w:r>
                     <w:rPr>
-                      <w:rFonts w:cs="B Nazanin" w:hint="cs"/>
+                      <w:rFonts w:ascii="B Nazanin" w:hAnsi="B Nazanin" w:cs="B Nazanin" w:hint="cs"/>
                       <w:b/>
                       <w:bCs/>
                       <w:sz w:val="18"/>
@@ -244,7 +266,7 @@
                   </w:r>
                   <w:r>
                     <w:rPr>
-                      <w:rFonts w:cs="B Nazanin" w:hint="cs"/>
+                      <w:rFonts w:ascii="B Nazanin" w:hAnsi="B Nazanin" w:cs="B Nazanin" w:hint="cs"/>
                       <w:b/>
                       <w:bCs/>
                       <w:sz w:val="18"/>
@@ -255,7 +277,7 @@
                   </w:r>
                   <w:r>
                     <w:rPr>
-                      <w:rFonts w:cs="B Nazanin" w:hint="cs"/>
+                      <w:rFonts w:ascii="B Nazanin" w:hAnsi="B Nazanin" w:cs="B Nazanin" w:hint="cs"/>
                       <w:b/>
                       <w:bCs/>
                       <w:sz w:val="18"/>
@@ -266,7 +288,7 @@
                   </w:r>
                   <w:r>
                     <w:rPr>
-                      <w:rFonts w:cs="B Nazanin" w:hint="cs"/>
+                      <w:rFonts w:ascii="B Nazanin" w:hAnsi="B Nazanin" w:cs="B Nazanin" w:hint="cs"/>
                       <w:b/>
                       <w:bCs/>
                       <w:sz w:val="18"/>
@@ -277,7 +299,7 @@
                   </w:r>
                   <w:r>
                     <w:rPr>
-                      <w:rFonts w:cs="B Nazanin" w:hint="cs"/>
+                      <w:rFonts w:ascii="B Nazanin" w:hAnsi="B Nazanin" w:cs="B Nazanin" w:hint="cs"/>
                       <w:b/>
                       <w:bCs/>
                       <w:sz w:val="18"/>
@@ -288,7 +310,7 @@
                   </w:r>
                   <w:r>
                     <w:rPr>
-                      <w:rFonts w:cs="B Nazanin" w:hint="cs"/>
+                      <w:rFonts w:ascii="B Nazanin" w:hAnsi="B Nazanin" w:cs="B Nazanin" w:hint="cs"/>
                       <w:b/>
                       <w:bCs/>
                       <w:sz w:val="18"/>
@@ -299,7 +321,7 @@
                   </w:r>
                   <w:r>
                     <w:rPr>
-                      <w:rFonts w:cs="B Nazanin" w:hint="cs"/>
+                      <w:rFonts w:ascii="B Nazanin" w:hAnsi="B Nazanin" w:cs="B Nazanin" w:hint="cs"/>
                       <w:b/>
                       <w:bCs/>
                       <w:sz w:val="18"/>
@@ -310,7 +332,7 @@
                   </w:r>
                   <w:r>
                     <w:rPr>
-                      <w:rFonts w:cs="B Nazanin" w:hint="cs"/>
+                      <w:rFonts w:ascii="B Nazanin" w:hAnsi="B Nazanin" w:cs="B Nazanin" w:hint="cs"/>
                       <w:b/>
                       <w:bCs/>
                       <w:sz w:val="18"/>
@@ -321,7 +343,7 @@
                   </w:r>
                   <w:r>
                     <w:rPr>
-                      <w:rFonts w:cs="B Nazanin" w:hint="cs"/>
+                      <w:rFonts w:ascii="B Nazanin" w:hAnsi="B Nazanin" w:cs="B Nazanin" w:hint="cs"/>
                       <w:b/>
                       <w:bCs/>
                       <w:sz w:val="18"/>
@@ -332,7 +354,7 @@
                   </w:r>
                   <w:r>
                     <w:rPr>
-                      <w:rFonts w:cs="B Nazanin"/>
+                      <w:rFonts w:ascii="B Nazanin" w:hAnsi="B Nazanin" w:cs="B Nazanin"/>
                       <w:b/>
                       <w:bCs/>
                       <w:sz w:val="18"/>
@@ -343,7 +365,7 @@
                   <w:proofErr w:type="spellStart"/>
                   <w:r>
                     <w:rPr>
-                      <w:rFonts w:cs="B Nazanin"/>
+                      <w:rFonts w:ascii="B Nazanin" w:hAnsi="B Nazanin" w:cs="B Nazanin"/>
                       <w:b/>
                       <w:bCs/>
                       <w:sz w:val="18"/>
@@ -351,10 +373,20 @@
                     </w:rPr>
                     <w:t>now|jalali</w:t>
                   </w:r>
+                  <w:r>
+                    <w:rPr>
+                      <w:rFonts w:ascii="B Nazanin" w:hAnsi="B Nazanin" w:cs="B Nazanin"/>
+                      <w:b/>
+                      <w:bCs/>
+                      <w:sz w:val="18"/>
+                      <w:szCs w:val="18"/>
+                    </w:rPr>
+                    <w:t>|fa_num</w:t>
+                  </w:r>
                   <w:proofErr w:type="spellEnd"/>
                   <w:r>
                     <w:rPr>
-                      <w:rFonts w:cs="B Nazanin"/>
+                      <w:rFonts w:ascii="B Nazanin" w:hAnsi="B Nazanin" w:cs="B Nazanin"/>
                       <w:b/>
                       <w:bCs/>
                       <w:sz w:val="18"/>
@@ -367,17 +399,17 @@
                   <w:pPr>
                     <w:spacing w:after="0" w:line="240" w:lineRule="auto"/>
                     <w:rPr>
-                      <w:rFonts w:cs="B Nazanin"/>
-                      <w:b/>
-                      <w:bCs/>
-                      <w:sz w:val="18"/>
-                      <w:szCs w:val="18"/>
-                      <w:rtl/>
-                    </w:rPr>
-                  </w:pPr>
-                  <w:r>
-                    <w:rPr>
-                      <w:rFonts w:cs="B Nazanin" w:hint="cs"/>
+                      <w:rFonts w:ascii="B Nazanin" w:hAnsi="B Nazanin" w:cs="B Nazanin"/>
+                      <w:b/>
+                      <w:bCs/>
+                      <w:sz w:val="18"/>
+                      <w:szCs w:val="18"/>
+                      <w:rtl/>
+                    </w:rPr>
+                  </w:pPr>
+                  <w:r>
+                    <w:rPr>
+                      <w:rFonts w:ascii="B Nazanin" w:hAnsi="B Nazanin" w:cs="B Nazanin" w:hint="cs"/>
                       <w:b/>
                       <w:bCs/>
                       <w:sz w:val="18"/>
@@ -388,7 +420,7 @@
                   </w:r>
                   <w:r>
                     <w:rPr>
-                      <w:rFonts w:cs="B Nazanin" w:hint="cs"/>
+                      <w:rFonts w:ascii="B Nazanin" w:hAnsi="B Nazanin" w:cs="B Nazanin" w:hint="cs"/>
                       <w:b/>
                       <w:bCs/>
                       <w:sz w:val="18"/>
@@ -399,7 +431,7 @@
                   </w:r>
                   <w:r>
                     <w:rPr>
-                      <w:rFonts w:cs="B Nazanin" w:hint="cs"/>
+                      <w:rFonts w:ascii="B Nazanin" w:hAnsi="B Nazanin" w:cs="B Nazanin" w:hint="cs"/>
                       <w:b/>
                       <w:bCs/>
                       <w:sz w:val="18"/>
@@ -410,7 +442,7 @@
                   </w:r>
                   <w:r>
                     <w:rPr>
-                      <w:rFonts w:cs="B Nazanin" w:hint="cs"/>
+                      <w:rFonts w:ascii="B Nazanin" w:hAnsi="B Nazanin" w:cs="B Nazanin" w:hint="cs"/>
                       <w:b/>
                       <w:bCs/>
                       <w:sz w:val="18"/>
@@ -424,17 +456,17 @@
                   <w:pPr>
                     <w:spacing w:after="0" w:line="240" w:lineRule="auto"/>
                     <w:rPr>
-                      <w:rFonts w:cs="B Nazanin"/>
-                      <w:b/>
-                      <w:bCs/>
-                      <w:sz w:val="18"/>
-                      <w:szCs w:val="18"/>
-                      <w:rtl/>
-                    </w:rPr>
-                  </w:pPr>
-                  <w:r>
-                    <w:rPr>
-                      <w:rFonts w:cs="B Nazanin" w:hint="cs"/>
+                      <w:rFonts w:ascii="B Nazanin" w:hAnsi="B Nazanin" w:cs="B Nazanin"/>
+                      <w:b/>
+                      <w:bCs/>
+                      <w:sz w:val="18"/>
+                      <w:szCs w:val="18"/>
+                      <w:rtl/>
+                    </w:rPr>
+                  </w:pPr>
+                  <w:r>
+                    <w:rPr>
+                      <w:rFonts w:ascii="B Nazanin" w:hAnsi="B Nazanin" w:cs="B Nazanin" w:hint="cs"/>
                       <w:b/>
                       <w:bCs/>
                       <w:sz w:val="18"/>
@@ -445,7 +477,7 @@
                   </w:r>
                   <w:r>
                     <w:rPr>
-                      <w:rFonts w:cs="B Nazanin" w:hint="cs"/>
+                      <w:rFonts w:ascii="B Nazanin" w:hAnsi="B Nazanin" w:cs="B Nazanin" w:hint="cs"/>
                       <w:b/>
                       <w:bCs/>
                       <w:sz w:val="18"/>
@@ -456,7 +488,7 @@
                   </w:r>
                   <w:r>
                     <w:rPr>
-                      <w:rFonts w:cs="B Nazanin" w:hint="cs"/>
+                      <w:rFonts w:ascii="B Nazanin" w:hAnsi="B Nazanin" w:cs="B Nazanin" w:hint="cs"/>
                       <w:b/>
                       <w:bCs/>
                       <w:sz w:val="18"/>
@@ -467,7 +499,7 @@
                   </w:r>
                   <w:r>
                     <w:rPr>
-                      <w:rFonts w:cs="B Nazanin" w:hint="cs"/>
+                      <w:rFonts w:ascii="B Nazanin" w:hAnsi="B Nazanin" w:cs="B Nazanin" w:hint="cs"/>
                       <w:b/>
                       <w:bCs/>
                       <w:sz w:val="18"/>
@@ -481,7 +513,7 @@
                   <w:pPr>
                     <w:spacing w:after="0" w:line="240" w:lineRule="auto"/>
                     <w:rPr>
-                      <w:rFonts w:cs="B Zar"/>
+                      <w:rFonts w:ascii="B Nazanin" w:hAnsi="B Nazanin" w:cs="B Zar"/>
                       <w:sz w:val="14"/>
                       <w:szCs w:val="14"/>
                       <w:rtl/>
@@ -492,7 +524,7 @@
                   <w:pPr>
                     <w:spacing w:after="0" w:line="240" w:lineRule="auto"/>
                     <w:rPr>
-                      <w:rFonts w:cs="B Zar"/>
+                      <w:rFonts w:ascii="B Nazanin" w:hAnsi="B Nazanin" w:cs="B Zar"/>
                       <w:sz w:val="14"/>
                       <w:szCs w:val="14"/>
                     </w:rPr>
@@ -519,7 +551,7 @@
                     <w:spacing w:after="0" w:line="240" w:lineRule="auto"/>
                     <w:jc w:val="center"/>
                     <w:rPr>
-                      <w:rFonts w:ascii="IranNastaliq" w:hAnsi="IranNastaliq" w:cs="B Titr"/>
+                      <w:rFonts w:ascii="B Nazanin" w:hAnsi="B Nazanin" w:cs="B Nazanin"/>
                       <w:b/>
                       <w:bCs/>
                       <w:sz w:val="18"/>
@@ -532,7 +564,7 @@
                   <w:pPr>
                     <w:spacing w:after="0" w:line="240" w:lineRule="auto"/>
                     <w:rPr>
-                      <w:rFonts w:cs="B Nazanin"/>
+                      <w:rFonts w:ascii="B Nazanin" w:hAnsi="B Nazanin" w:cs="B Nazanin"/>
                       <w:b/>
                       <w:bCs/>
                       <w:sz w:val="20"/>
@@ -542,7 +574,7 @@
                   </w:pPr>
                   <w:r>
                     <w:rPr>
-                      <w:rFonts w:cs="B Nazanin" w:hint="cs"/>
+                      <w:rFonts w:ascii="B Nazanin" w:hAnsi="B Nazanin" w:cs="B Nazanin" w:hint="cs"/>
                       <w:b/>
                       <w:bCs/>
                       <w:sz w:val="20"/>
@@ -553,7 +585,7 @@
                   </w:r>
                   <w:r>
                     <w:rPr>
-                      <w:rFonts w:cs="B Nazanin" w:hint="cs"/>
+                      <w:rFonts w:ascii="B Nazanin" w:hAnsi="B Nazanin" w:cs="B Nazanin" w:hint="cs"/>
                       <w:b/>
                       <w:bCs/>
                       <w:sz w:val="20"/>
@@ -564,7 +596,7 @@
                   </w:r>
                   <w:r>
                     <w:rPr>
-                      <w:rFonts w:cs="B Nazanin" w:hint="cs"/>
+                      <w:rFonts w:ascii="B Nazanin" w:hAnsi="B Nazanin" w:cs="B Nazanin" w:hint="cs"/>
                       <w:b/>
                       <w:bCs/>
                       <w:sz w:val="20"/>
@@ -575,7 +607,7 @@
                   </w:r>
                   <w:r>
                     <w:rPr>
-                      <w:rFonts w:cs="B Nazanin" w:hint="cs"/>
+                      <w:rFonts w:ascii="B Nazanin" w:hAnsi="B Nazanin" w:cs="B Nazanin" w:hint="cs"/>
                       <w:b/>
                       <w:bCs/>
                       <w:sz w:val="20"/>
@@ -589,7 +621,7 @@
                   <w:pPr>
                     <w:spacing w:after="0" w:line="240" w:lineRule="auto"/>
                     <w:rPr>
-                      <w:rFonts w:cs="B Nazanin"/>
+                      <w:rFonts w:ascii="B Nazanin" w:hAnsi="B Nazanin" w:cs="B Nazanin"/>
                       <w:b/>
                       <w:bCs/>
                       <w:sz w:val="20"/>
@@ -599,7 +631,7 @@
                   </w:pPr>
                   <w:r>
                     <w:rPr>
-                      <w:rFonts w:cs="B Nazanin" w:hint="cs"/>
+                      <w:rFonts w:ascii="B Nazanin" w:hAnsi="B Nazanin" w:cs="B Nazanin" w:hint="cs"/>
                       <w:b/>
                       <w:bCs/>
                       <w:sz w:val="20"/>
@@ -610,7 +642,7 @@
                   </w:r>
                   <w:r>
                     <w:rPr>
-                      <w:rFonts w:cs="B Titr" w:hint="cs"/>
+                      <w:rFonts w:ascii="B Nazanin" w:hAnsi="B Nazanin" w:cs="B Nazanin" w:hint="cs"/>
                       <w:b/>
                       <w:bCs/>
                       <w:sz w:val="20"/>
@@ -621,7 +653,7 @@
                   </w:r>
                   <w:r>
                     <w:rPr>
-                      <w:rFonts w:cs="B Titr"/>
+                      <w:rFonts w:ascii="B Nazanin" w:hAnsi="B Nazanin" w:cs="B Nazanin"/>
                       <w:b/>
                       <w:bCs/>
                       <w:sz w:val="20"/>
@@ -632,7 +664,7 @@
                   <w:proofErr w:type="spellStart"/>
                   <w:r>
                     <w:rPr>
-                      <w:rFonts w:cs="B Titr"/>
+                      <w:rFonts w:ascii="B Nazanin" w:hAnsi="B Nazanin" w:cs="B Nazanin"/>
                       <w:b/>
                       <w:bCs/>
                       <w:sz w:val="20"/>
@@ -643,7 +675,7 @@
                   <w:proofErr w:type="spellEnd"/>
                   <w:r>
                     <w:rPr>
-                      <w:rFonts w:cs="B Titr"/>
+                      <w:rFonts w:ascii="B Nazanin" w:hAnsi="B Nazanin" w:cs="B Nazanin"/>
                       <w:b/>
                       <w:bCs/>
                       <w:sz w:val="20"/>
@@ -653,7 +685,7 @@
                   </w:r>
                   <w:r>
                     <w:rPr>
-                      <w:rFonts w:cs="B Titr" w:hint="cs"/>
+                      <w:rFonts w:ascii="B Nazanin" w:hAnsi="B Nazanin" w:cs="B Nazanin" w:hint="cs"/>
                       <w:b/>
                       <w:bCs/>
                       <w:sz w:val="20"/>
@@ -664,7 +696,7 @@
                   </w:r>
                   <w:r>
                     <w:rPr>
-                      <w:rFonts w:cs="B Titr" w:hint="cs"/>
+                      <w:rFonts w:ascii="B Nazanin" w:hAnsi="B Nazanin" w:cs="B Nazanin" w:hint="cs"/>
                       <w:b/>
                       <w:bCs/>
                       <w:sz w:val="20"/>
@@ -678,7 +710,7 @@
                   <w:pPr>
                     <w:spacing w:after="0" w:line="240" w:lineRule="auto"/>
                     <w:rPr>
-                      <w:rFonts w:cs="B Nazanin"/>
+                      <w:rFonts w:ascii="B Nazanin" w:hAnsi="B Nazanin" w:cs="B Nazanin"/>
                       <w:b/>
                       <w:bCs/>
                       <w:sz w:val="20"/>
@@ -688,7 +720,7 @@
                   </w:pPr>
                   <w:r>
                     <w:rPr>
-                      <w:rFonts w:cs="B Nazanin" w:hint="cs"/>
+                      <w:rFonts w:ascii="B Nazanin" w:hAnsi="B Nazanin" w:cs="B Nazanin" w:hint="cs"/>
                       <w:b/>
                       <w:bCs/>
                       <w:sz w:val="20"/>
@@ -699,7 +731,7 @@
                   </w:r>
                   <w:r>
                     <w:rPr>
-                      <w:rFonts w:cs="B Nazanin" w:hint="cs"/>
+                      <w:rFonts w:ascii="B Nazanin" w:hAnsi="B Nazanin" w:cs="B Nazanin" w:hint="cs"/>
                       <w:b/>
                       <w:bCs/>
                       <w:sz w:val="20"/>
@@ -710,7 +742,7 @@
                   </w:r>
                   <w:r>
                     <w:rPr>
-                      <w:rFonts w:cs="B Nazanin" w:hint="cs"/>
+                      <w:rFonts w:ascii="B Nazanin" w:hAnsi="B Nazanin" w:cs="B Nazanin" w:hint="cs"/>
                       <w:b/>
                       <w:bCs/>
                       <w:sz w:val="20"/>
@@ -724,7 +756,7 @@
                   <w:pPr>
                     <w:spacing w:after="0" w:line="240" w:lineRule="auto"/>
                     <w:rPr>
-                      <w:rFonts w:cs="B Nazanin"/>
+                      <w:rFonts w:ascii="B Nazanin" w:hAnsi="B Nazanin" w:cs="B Nazanin"/>
                       <w:b/>
                       <w:bCs/>
                       <w:sz w:val="20"/>
@@ -737,7 +769,7 @@
                   <w:pPr>
                     <w:spacing w:after="0" w:line="240" w:lineRule="auto"/>
                     <w:rPr>
-                      <w:rFonts w:cs="B Nazanin"/>
+                      <w:rFonts w:ascii="B Nazanin" w:hAnsi="B Nazanin" w:cs="B Nazanin"/>
                       <w:b/>
                       <w:bCs/>
                       <w:sz w:val="20"/>
@@ -747,7 +779,7 @@
                   </w:pPr>
                   <w:r>
                     <w:rPr>
-                      <w:rFonts w:cs="B Nazanin" w:hint="cs"/>
+                      <w:rFonts w:ascii="B Nazanin" w:hAnsi="B Nazanin" w:cs="B Nazanin" w:hint="cs"/>
                       <w:b/>
                       <w:bCs/>
                       <w:sz w:val="20"/>
@@ -761,7 +793,7 @@
                   <w:pPr>
                     <w:spacing w:line="240" w:lineRule="auto"/>
                     <w:rPr>
-                      <w:rFonts w:cs="B Nazanin"/>
+                      <w:rFonts w:ascii="B Nazanin" w:hAnsi="B Nazanin" w:cs="B Nazanin"/>
                       <w:b/>
                       <w:bCs/>
                       <w:sz w:val="20"/>
@@ -771,457 +803,684 @@
                   </w:pPr>
                   <w:r>
                     <w:rPr>
-                      <w:rFonts w:cs="B Nazanin" w:hint="cs"/>
+                      <w:rFonts w:ascii="B Nazanin" w:hAnsi="B Nazanin" w:cs="B Nazanin" w:hint="cs"/>
                       <w:b/>
                       <w:bCs/>
                       <w:sz w:val="20"/>
                       <w:szCs w:val="20"/>
                       <w:rtl/>
                     </w:rPr>
-                    <w:t xml:space="preserve">گواهی می شود </w:t>
-                  </w:r>
-                  <w:r>
-                    <w:rPr>
-                      <w:rFonts w:cs="B Nazanin" w:hint="cs"/>
-                      <w:b/>
-                      <w:bCs/>
-                      <w:color w:val="FF0000"/>
+                    <w:t>گواهی می شود</w:t>
+                  </w:r>
+                  <w:r>
+                    <w:rPr>
+                      <w:rFonts w:ascii="B Nazanin" w:hAnsi="B Nazanin" w:cs="B Nazanin" w:hint="cs"/>
+                      <w:b/>
+                      <w:bCs/>
+                      <w:sz w:val="18"/>
+                      <w:szCs w:val="18"/>
+                      <w:rtl/>
+                    </w:rPr>
+                    <w:t xml:space="preserve"> </w:t>
+                  </w:r>
+                  <w:r>
+                    <w:rPr>
+                      <w:rFonts w:ascii="B Nazanin" w:hAnsi="B Nazanin" w:cs="B Nazanin"/>
+                      <w:b/>
+                      <w:bCs/>
+                      <w:sz w:val="20"/>
+                      <w:szCs w:val="18"/>
+                    </w:rPr>
+                    <w:t xml:space="preserve">{{ </w:t>
+                  </w:r>
+                  <w:proofErr w:type="spellStart"/>
+                  <w:r>
+                    <w:rPr>
+                      <w:rFonts w:ascii="B Nazanin" w:hAnsi="B Nazanin" w:cs="B Nazanin"/>
+                      <w:b/>
+                      <w:bCs/>
+                      <w:sz w:val="20"/>
+                      <w:szCs w:val="18"/>
+                    </w:rPr>
+                    <w:t>soldier.get_type_str</w:t>
+                  </w:r>
+                  <w:proofErr w:type="spellEnd"/>
+                  <w:r>
+                    <w:rPr>
+                      <w:rFonts w:ascii="B Nazanin" w:hAnsi="B Nazanin" w:cs="B Nazanin"/>
+                      <w:b/>
+                      <w:bCs/>
+                      <w:sz w:val="20"/>
+                      <w:szCs w:val="18"/>
+                    </w:rPr>
+                    <w:t>() }}</w:t>
+                  </w:r>
+                  <w:r>
+                    <w:rPr>
+                      <w:rFonts w:ascii="B Nazanin" w:hAnsi="B Nazanin" w:cs="B Nazanin" w:hint="cs"/>
+                      <w:b/>
+                      <w:bCs/>
+                      <w:szCs w:val="20"/>
+                      <w:rtl/>
+                    </w:rPr>
+                    <w:t xml:space="preserve"> </w:t>
+                  </w:r>
+                  <w:r>
+                    <w:rPr>
+                      <w:rFonts w:ascii="B Nazanin" w:hAnsi="B Nazanin" w:cs="B Nazanin" w:hint="cs"/>
+                      <w:b/>
+                      <w:bCs/>
                       <w:sz w:val="20"/>
                       <w:szCs w:val="20"/>
                       <w:rtl/>
                     </w:rPr>
-                    <w:t>سرباز</w:t>
-                  </w:r>
-                  <w:r>
-                    <w:rPr>
-                      <w:rFonts w:cs="B Nazanin" w:hint="cs"/>
+                    <w:t xml:space="preserve"> </w:t>
+                  </w:r>
+                  <w:r>
+                    <w:rPr>
+                      <w:rFonts w:ascii="B Nazanin" w:hAnsi="B Nazanin" w:cs="B Nazanin" w:hint="cs"/>
                       <w:b/>
                       <w:bCs/>
                       <w:sz w:val="20"/>
                       <w:szCs w:val="20"/>
                       <w:rtl/>
                     </w:rPr>
-                    <w:t xml:space="preserve"> </w:t>
-                  </w:r>
-                  <w:r>
-                    <w:rPr>
-                      <w:rFonts w:cs="B Nazanin" w:hint="cs"/>
+                    <w:t xml:space="preserve">وظیفه </w:t>
+                  </w:r>
+                  <w:r>
+                    <w:rPr>
+                      <w:rFonts w:ascii="B Nazanin" w:hAnsi="B Nazanin" w:cs="B Nazanin"/>
                       <w:b/>
                       <w:bCs/>
                       <w:sz w:val="20"/>
                       <w:szCs w:val="20"/>
-                      <w:rtl/>
-                    </w:rPr>
-                    <w:t xml:space="preserve">وظیفه </w:t>
-                  </w:r>
-                  <w:r>
-                    <w:rPr>
-                      <w:rFonts w:cs="B Titr"/>
+                    </w:rPr>
+                    <w:t xml:space="preserve">{{ </w:t>
+                  </w:r>
+                  <w:proofErr w:type="spellStart"/>
+                  <w:r>
+                    <w:rPr>
+                      <w:rFonts w:ascii="B Nazanin" w:hAnsi="B Nazanin" w:cs="B Nazanin"/>
                       <w:b/>
                       <w:bCs/>
                       <w:sz w:val="20"/>
                       <w:szCs w:val="20"/>
                     </w:rPr>
-                    <w:t>{{ s</w:t>
-                  </w:r>
-                  <w:proofErr w:type="spellStart"/>
-                  <w:r>
-                    <w:rPr>
-                      <w:rFonts w:cs="B Titr"/>
+                    <w:t>soldier.full_name</w:t>
+                  </w:r>
+                  <w:proofErr w:type="spellEnd"/>
+                  <w:r>
+                    <w:rPr>
+                      <w:rFonts w:ascii="B Nazanin" w:hAnsi="B Nazanin" w:cs="B Nazanin"/>
                       <w:b/>
                       <w:bCs/>
                       <w:sz w:val="20"/>
                       <w:szCs w:val="20"/>
                     </w:rPr>
-                    <w:t>oldier.full_name</w:t>
-                  </w:r>
-                  <w:proofErr w:type="spellEnd"/>
-                  <w:r>
-                    <w:rPr>
-                      <w:rFonts w:cs="B Titr"/>
+                    <w:t xml:space="preserve"> }}</w:t>
+                  </w:r>
+                </w:p>
+                <w:p>
+                  <w:pPr>
+                    <w:spacing w:line="240" w:lineRule="auto"/>
+                    <w:rPr>
+                      <w:rFonts w:ascii="B Nazanin" w:hAnsi="B Nazanin" w:cs="B Nazanin"/>
                       <w:b/>
                       <w:bCs/>
                       <w:sz w:val="20"/>
                       <w:szCs w:val="20"/>
-                    </w:rPr>
-                    <w:t xml:space="preserve"> }}</w:t>
-                  </w:r>
-                </w:p>
-                <w:p>
-                  <w:pPr>
-                    <w:spacing w:line="240" w:lineRule="auto"/>
-                    <w:rPr>
-                      <w:rFonts w:cs="B Nazanin"/>
+                      <w:rtl/>
+                    </w:rPr>
+                  </w:pPr>
+                  <w:r>
+                    <w:rPr>
+                      <w:rFonts w:ascii="B Nazanin" w:hAnsi="B Nazanin" w:cs="B Nazanin" w:hint="cs"/>
                       <w:b/>
                       <w:bCs/>
                       <w:sz w:val="20"/>
                       <w:szCs w:val="20"/>
                       <w:rtl/>
                     </w:rPr>
-                  </w:pPr>
-                  <w:r>
-                    <w:rPr>
-                      <w:rFonts w:cs="B Nazanin" w:hint="cs"/>
+                    <w:t xml:space="preserve">به کد ملی </w:t>
+                  </w:r>
+                  <w:r>
+                    <w:rPr>
+                      <w:rFonts w:ascii="B Nazanin" w:hAnsi="B Nazanin" w:cs="B Nazanin"/>
                       <w:b/>
                       <w:bCs/>
                       <w:sz w:val="20"/>
                       <w:szCs w:val="20"/>
-                      <w:rtl/>
-                    </w:rPr>
-                    <w:t xml:space="preserve">به کد ملی </w:t>
-                  </w:r>
-                  <w:r>
-                    <w:rPr>
-                      <w:rFonts w:cs="B Titr"/>
+                    </w:rPr>
+                    <w:t xml:space="preserve">{{ </w:t>
+                  </w:r>
+                  <w:proofErr w:type="spellStart"/>
+                  <w:r>
+                    <w:rPr>
+                      <w:rFonts w:ascii="B Nazanin" w:hAnsi="B Nazanin" w:cs="B Nazanin"/>
                       <w:b/>
                       <w:bCs/>
                       <w:sz w:val="20"/>
                       <w:szCs w:val="20"/>
                     </w:rPr>
-                    <w:t xml:space="preserve">{{ </w:t>
-                  </w:r>
-                  <w:proofErr w:type="spellStart"/>
-                  <w:r>
-                    <w:rPr>
-                      <w:rFonts w:cs="B Titr"/>
+                    <w:t>soldier.national_code</w:t>
+                  </w:r>
+                  <w:r>
+                    <w:rPr>
+                      <w:rFonts w:ascii="B Nazanin" w:hAnsi="B Nazanin" w:cs="B Nazanin"/>
+                      <w:b/>
+                      <w:bCs/>
+                      <w:sz w:val="18"/>
+                      <w:szCs w:val="18"/>
+                    </w:rPr>
+                    <w:t>|fa_num</w:t>
+                  </w:r>
+                  <w:proofErr w:type="spellEnd"/>
+                  <w:r>
+                    <w:rPr>
+                      <w:rFonts w:ascii="B Nazanin" w:hAnsi="B Nazanin" w:cs="B Nazanin"/>
                       <w:b/>
                       <w:bCs/>
                       <w:sz w:val="20"/>
                       <w:szCs w:val="20"/>
                     </w:rPr>
-                    <w:t>soldier.national_code</w:t>
-                  </w:r>
-                  <w:proofErr w:type="spellEnd"/>
-                  <w:r>
-                    <w:rPr>
-                      <w:rFonts w:cs="B Titr"/>
+                    <w:t xml:space="preserve"> }}</w:t>
+                  </w:r>
+                  <w:r>
+                    <w:rPr>
+                      <w:rFonts w:ascii="B Nazanin" w:hAnsi="B Nazanin" w:cs="B Nazanin" w:hint="cs"/>
                       <w:b/>
                       <w:bCs/>
                       <w:sz w:val="20"/>
                       <w:szCs w:val="20"/>
-                    </w:rPr>
-                    <w:t xml:space="preserve"> }}</w:t>
-                  </w:r>
-                  <w:r>
-                    <w:rPr>
-                      <w:rFonts w:cs="B Titr" w:hint="cs"/>
+                      <w:rtl/>
+                    </w:rPr>
+                    <w:t xml:space="preserve"> </w:t>
+                  </w:r>
+                  <w:r>
+                    <w:rPr>
+                      <w:rFonts w:ascii="B Nazanin" w:hAnsi="B Nazanin" w:cs="B Nazanin" w:hint="cs"/>
                       <w:b/>
                       <w:bCs/>
                       <w:sz w:val="20"/>
                       <w:szCs w:val="20"/>
                       <w:rtl/>
                     </w:rPr>
-                    <w:t xml:space="preserve"> </w:t>
-                  </w:r>
-                  <w:r>
-                    <w:rPr>
-                      <w:rFonts w:cs="B Nazanin" w:hint="cs"/>
+                    <w:t xml:space="preserve">تاریخ </w:t>
+                  </w:r>
+                  <w:r>
+                    <w:rPr>
+                      <w:rFonts w:ascii="B Nazanin" w:hAnsi="B Nazanin" w:cs="B Nazanin" w:hint="cs"/>
                       <w:b/>
                       <w:bCs/>
                       <w:sz w:val="20"/>
                       <w:szCs w:val="20"/>
                       <w:rtl/>
                     </w:rPr>
-                    <w:t xml:space="preserve">تاریخ </w:t>
-                  </w:r>
-                  <w:r>
-                    <w:rPr>
-                      <w:rFonts w:cs="B Titr" w:hint="cs"/>
+                    <w:t xml:space="preserve">  </w:t>
+                  </w:r>
+                  <w:r>
+                    <w:rPr>
+                      <w:rFonts w:ascii="B Nazanin" w:hAnsi="B Nazanin" w:cs="B Nazanin"/>
                       <w:b/>
                       <w:bCs/>
                       <w:sz w:val="20"/>
                       <w:szCs w:val="20"/>
-                      <w:rtl/>
-                    </w:rPr>
-                    <w:t xml:space="preserve">  </w:t>
-                  </w:r>
-                  <w:r>
-                    <w:rPr>
-                      <w:rFonts w:cs="B Titr"/>
+                    </w:rPr>
+                    <w:t xml:space="preserve">{{ </w:t>
+                  </w:r>
+                  <w:proofErr w:type="spellStart"/>
+                  <w:r>
+                    <w:rPr>
+                      <w:rFonts w:ascii="B Nazanin" w:hAnsi="B Nazanin" w:cs="B Nazanin"/>
                       <w:b/>
                       <w:bCs/>
                       <w:sz w:val="20"/>
                       <w:szCs w:val="20"/>
                     </w:rPr>
-                    <w:t xml:space="preserve">{{ </w:t>
-                  </w:r>
-                  <w:proofErr w:type="spellStart"/>
-                  <w:r>
-                    <w:rPr>
-                      <w:rFonts w:cs="B Titr"/>
+                    <w:t>soldier.arrival_date|jalali</w:t>
+                  </w:r>
+                  <w:r>
+                    <w:rPr>
+                      <w:rFonts w:ascii="B Nazanin" w:hAnsi="B Nazanin" w:cs="B Nazanin"/>
+                      <w:b/>
+                      <w:bCs/>
+                      <w:sz w:val="18"/>
+                      <w:szCs w:val="18"/>
+                    </w:rPr>
+                    <w:t>|fa_num</w:t>
+                  </w:r>
+                  <w:proofErr w:type="spellEnd"/>
+                  <w:r>
+                    <w:rPr>
+                      <w:rFonts w:ascii="B Nazanin" w:hAnsi="B Nazanin" w:cs="B Nazanin"/>
                       <w:b/>
                       <w:bCs/>
                       <w:sz w:val="20"/>
                       <w:szCs w:val="20"/>
                     </w:rPr>
-                    <w:t>soldier.arrival_date|jalali</w:t>
-                  </w:r>
-                  <w:proofErr w:type="spellEnd"/>
-                  <w:r>
-                    <w:rPr>
-                      <w:rFonts w:cs="B Titr"/>
+                    <w:t xml:space="preserve"> }}</w:t>
+                  </w:r>
+                  <w:r>
+                    <w:rPr>
+                      <w:rFonts w:ascii="B Nazanin" w:hAnsi="B Nazanin" w:cs="B Nazanin" w:hint="cs"/>
                       <w:b/>
                       <w:bCs/>
                       <w:sz w:val="20"/>
                       <w:szCs w:val="20"/>
-                    </w:rPr>
-                    <w:t xml:space="preserve"> }}</w:t>
-                  </w:r>
-                  <w:r>
-                    <w:rPr>
-                      <w:rFonts w:cs="B Titr" w:hint="cs"/>
+                      <w:rtl/>
+                    </w:rPr>
+                    <w:t xml:space="preserve"> </w:t>
+                  </w:r>
+                  <w:r>
+                    <w:rPr>
+                      <w:rFonts w:ascii="B Nazanin" w:hAnsi="B Nazanin" w:cs="B Nazanin" w:hint="cs"/>
                       <w:b/>
                       <w:bCs/>
                       <w:sz w:val="20"/>
                       <w:szCs w:val="20"/>
                       <w:rtl/>
                     </w:rPr>
-                    <w:t xml:space="preserve"> </w:t>
-                  </w:r>
-                  <w:r>
-                    <w:rPr>
-                      <w:rFonts w:cs="B Nazanin" w:hint="cs"/>
+                    <w:t xml:space="preserve">تا تاریخ </w:t>
+                  </w:r>
+                  <w:r>
+                    <w:rPr>
+                      <w:rFonts w:ascii="B Nazanin" w:hAnsi="B Nazanin" w:cs="B Nazanin" w:hint="cs"/>
                       <w:b/>
                       <w:bCs/>
                       <w:sz w:val="20"/>
                       <w:szCs w:val="20"/>
                       <w:rtl/>
                     </w:rPr>
-                    <w:t xml:space="preserve">تا تاریخ </w:t>
-                  </w:r>
-                  <w:r>
-                    <w:rPr>
-                      <w:rFonts w:cs="B Titr" w:hint="cs"/>
+                    <w:t xml:space="preserve">  </w:t>
+                  </w:r>
+                  <w:r>
+                    <w:rPr>
+                      <w:rFonts w:ascii="B Nazanin" w:hAnsi="B Nazanin" w:cs="B Nazanin"/>
                       <w:b/>
                       <w:bCs/>
                       <w:sz w:val="20"/>
                       <w:szCs w:val="20"/>
-                      <w:rtl/>
-                    </w:rPr>
-                    <w:t xml:space="preserve">  </w:t>
-                  </w:r>
-                  <w:r>
-                    <w:rPr>
-                      <w:rFonts w:cs="B Titr"/>
+                    </w:rPr>
+                    <w:t xml:space="preserve">{{ </w:t>
+                  </w:r>
+                  <w:proofErr w:type="spellStart"/>
+                  <w:r>
+                    <w:rPr>
+                      <w:rFonts w:ascii="B Nazanin" w:hAnsi="B Nazanin" w:cs="B Nazanin"/>
                       <w:b/>
                       <w:bCs/>
                       <w:sz w:val="20"/>
                       <w:szCs w:val="20"/>
                     </w:rPr>
-                    <w:t xml:space="preserve">{{ </w:t>
-                  </w:r>
-                  <w:proofErr w:type="spellStart"/>
-                  <w:r>
-                    <w:rPr>
-                      <w:rFonts w:cs="B Titr"/>
+                    <w:t>soldier.service_end_date</w:t>
+                  </w:r>
+                  <w:proofErr w:type="spellEnd"/>
+                  <w:r>
+                    <w:rPr>
+                      <w:rFonts w:ascii="B Nazanin" w:hAnsi="B Nazanin" w:cs="B Nazanin"/>
                       <w:b/>
                       <w:bCs/>
                       <w:sz w:val="20"/>
                       <w:szCs w:val="20"/>
                     </w:rPr>
-                    <w:t>soldier.service_end_date|jalali</w:t>
-                  </w:r>
-                  <w:proofErr w:type="spellEnd"/>
-                  <w:r>
-                    <w:rPr>
-                      <w:rFonts w:cs="B Titr"/>
+                    <w:t>()</w:t>
+                  </w:r>
+                  <w:r>
+                    <w:rPr>
+                      <w:rFonts w:ascii="B Nazanin" w:hAnsi="B Nazanin" w:cs="B Nazanin"/>
                       <w:b/>
                       <w:bCs/>
                       <w:sz w:val="20"/>
                       <w:szCs w:val="20"/>
                     </w:rPr>
-                    <w:t xml:space="preserve"> }}</w:t>
-                  </w:r>
-                  <w:r>
-                    <w:rPr>
-                      <w:rFonts w:cs="B Titr" w:hint="cs"/>
+                    <w:t>|</w:t>
+                  </w:r>
+                  <w:proofErr w:type="spellStart"/>
+                  <w:r>
+                    <w:rPr>
+                      <w:rFonts w:ascii="B Nazanin" w:hAnsi="B Nazanin" w:cs="B Nazanin"/>
                       <w:b/>
                       <w:bCs/>
                       <w:sz w:val="20"/>
                       <w:szCs w:val="20"/>
-                      <w:rtl/>
-                    </w:rPr>
-                    <w:t xml:space="preserve"> </w:t>
-                  </w:r>
-                  <w:r>
-                    <w:rPr>
-                      <w:rFonts w:cs="B Nazanin" w:hint="cs"/>
+                    </w:rPr>
+                    <w:t>jalali</w:t>
+                  </w:r>
+                  <w:r>
+                    <w:rPr>
+                      <w:rFonts w:ascii="B Nazanin" w:hAnsi="B Nazanin" w:cs="B Nazanin"/>
+                      <w:b/>
+                      <w:bCs/>
+                      <w:sz w:val="18"/>
+                      <w:szCs w:val="18"/>
+                    </w:rPr>
+                    <w:t>|fa_num</w:t>
+                  </w:r>
+                  <w:proofErr w:type="spellEnd"/>
+                  <w:r>
+                    <w:rPr>
+                      <w:rFonts w:ascii="B Nazanin" w:hAnsi="B Nazanin" w:cs="B Nazanin"/>
                       <w:b/>
                       <w:bCs/>
                       <w:sz w:val="20"/>
                       <w:szCs w:val="20"/>
-                      <w:rtl/>
-                    </w:rPr>
-                    <w:t xml:space="preserve"> به مدت  </w:t>
-                  </w:r>
-                  <w:r>
-                    <w:rPr>
-                      <w:rFonts w:cs="B Titr" w:hint="cs"/>
-                      <w:b/>
-                      <w:bCs/>
-                      <w:color w:val="FF0000"/>
+                    </w:rPr>
+                    <w:t xml:space="preserve"> }}</w:t>
+                  </w:r>
+                  <w:r>
+                    <w:rPr>
+                      <w:rFonts w:ascii="B Nazanin" w:hAnsi="B Nazanin" w:cs="B Nazanin" w:hint="cs"/>
+                      <w:b/>
+                      <w:bCs/>
                       <w:sz w:val="20"/>
                       <w:szCs w:val="20"/>
                       <w:rtl/>
                     </w:rPr>
-                    <w:t>*</w:t>
-                  </w:r>
-                  <w:r>
-                    <w:rPr>
-                      <w:rFonts w:cs="B Titr" w:hint="cs"/>
+                    <w:t xml:space="preserve"> </w:t>
+                  </w:r>
+                  <w:r>
+                    <w:rPr>
+                      <w:rFonts w:ascii="B Nazanin" w:hAnsi="B Nazanin" w:cs="B Nazanin" w:hint="cs"/>
                       <w:b/>
                       <w:bCs/>
                       <w:sz w:val="20"/>
                       <w:szCs w:val="20"/>
                       <w:rtl/>
                     </w:rPr>
-                    <w:t xml:space="preserve"> ماه</w:t>
-                  </w:r>
-                  <w:r>
-                    <w:rPr>
-                      <w:rFonts w:cs="B Titr" w:hint="cs"/>
+                    <w:t xml:space="preserve"> به مدت  </w:t>
+                  </w:r>
+                  <w:r>
+                    <w:rPr>
+                      <w:rFonts w:ascii="B Nazanin" w:hAnsi="B Nazanin" w:cs="B Nazanin"/>
                       <w:b/>
                       <w:bCs/>
                       <w:sz w:val="20"/>
                       <w:szCs w:val="20"/>
-                      <w:rtl/>
-                    </w:rPr>
-                    <w:t xml:space="preserve"> و </w:t>
-                  </w:r>
-                  <w:r>
-                    <w:rPr>
-                      <w:rFonts w:cs="B Titr" w:hint="cs"/>
+                    </w:rPr>
+                    <w:t xml:space="preserve">{{ </w:t>
+                  </w:r>
+                  <w:proofErr w:type="spellStart"/>
+                  <w:r>
+                    <w:rPr>
+                      <w:rFonts w:ascii="B Nazanin" w:hAnsi="B Nazanin" w:cs="B Nazanin"/>
                       <w:b/>
                       <w:bCs/>
                       <w:sz w:val="20"/>
                       <w:szCs w:val="20"/>
-                      <w:rtl/>
-                    </w:rPr>
-                    <w:t xml:space="preserve"> </w:t>
-                  </w:r>
-                  <w:r>
-                    <w:rPr>
-                      <w:rFonts w:cs="B Titr" w:hint="cs"/>
-                      <w:b/>
-                      <w:bCs/>
-                      <w:color w:val="FF0000"/>
+                    </w:rPr>
+                    <w:t>soldier.service_duration</w:t>
+                  </w:r>
+                  <w:proofErr w:type="spellEnd"/>
+                  <w:r>
+                    <w:rPr>
+                      <w:rFonts w:ascii="B Nazanin" w:hAnsi="B Nazanin" w:cs="B Nazanin"/>
+                      <w:b/>
+                      <w:bCs/>
                       <w:sz w:val="20"/>
                       <w:szCs w:val="20"/>
-                      <w:rtl/>
-                    </w:rPr>
-                    <w:t>*</w:t>
-                  </w:r>
-                  <w:r>
-                    <w:rPr>
-                      <w:rFonts w:cs="B Titr" w:hint="cs"/>
+                    </w:rPr>
+                    <w:t>(“</w:t>
+                  </w:r>
+                  <w:proofErr w:type="spellStart"/>
+                  <w:r>
+                    <w:rPr>
+                      <w:rFonts w:ascii="B Nazanin" w:hAnsi="B Nazanin" w:cs="B Nazanin"/>
                       <w:b/>
                       <w:bCs/>
                       <w:sz w:val="20"/>
                       <w:szCs w:val="20"/>
-                      <w:rtl/>
-                    </w:rPr>
-                    <w:t xml:space="preserve"> </w:t>
-                  </w:r>
-                  <w:r>
-                    <w:rPr>
-                      <w:rFonts w:cs="B Titr" w:hint="cs"/>
+                    </w:rPr>
+                    <w:t>a”,”m</w:t>
+                  </w:r>
+                  <w:proofErr w:type="spellEnd"/>
+                  <w:r>
+                    <w:rPr>
+                      <w:rFonts w:ascii="B Nazanin" w:hAnsi="B Nazanin" w:cs="B Nazanin"/>
                       <w:b/>
                       <w:bCs/>
                       <w:sz w:val="20"/>
                       <w:szCs w:val="20"/>
-                      <w:rtl/>
-                    </w:rPr>
-                    <w:t>روز</w:t>
-                  </w:r>
-                  <w:r>
-                    <w:rPr>
-                      <w:rFonts w:cs="B Nazanin" w:hint="cs"/>
+                    </w:rPr>
+                    <w:t>”)</w:t>
+                  </w:r>
+                  <w:r>
+                    <w:rPr>
+                      <w:rFonts w:ascii="B Nazanin" w:hAnsi="B Nazanin" w:cs="B Nazanin"/>
                       <w:b/>
                       <w:bCs/>
                       <w:sz w:val="20"/>
                       <w:szCs w:val="20"/>
-                      <w:rtl/>
-                    </w:rPr>
-                    <w:t xml:space="preserve"> در </w:t>
-                  </w:r>
-                  <w:r>
-                    <w:rPr>
-                      <w:rFonts w:cs="B Nazanin" w:hint="cs"/>
+                    </w:rPr>
+                    <w:t>|</w:t>
+                  </w:r>
+                  <w:proofErr w:type="spellStart"/>
+                  <w:r>
+                    <w:rPr>
+                      <w:rFonts w:ascii="B Nazanin" w:hAnsi="B Nazanin" w:cs="B Nazanin"/>
                       <w:b/>
                       <w:bCs/>
                       <w:sz w:val="20"/>
                       <w:szCs w:val="20"/>
-                      <w:rtl/>
-                    </w:rPr>
-                    <w:t xml:space="preserve">ناحیه مقاومت بسیج شهرستان اردبیل  </w:t>
-                  </w:r>
-                  <w:r>
-                    <w:rPr>
-                      <w:rFonts w:cs="B Nazanin" w:hint="cs"/>
+                    </w:rPr>
+                    <w:t>fa_num</w:t>
+                  </w:r>
+                  <w:proofErr w:type="spellEnd"/>
+                  <w:r>
+                    <w:rPr>
+                      <w:rFonts w:ascii="B Nazanin" w:hAnsi="B Nazanin" w:cs="B Nazanin"/>
                       <w:b/>
                       <w:bCs/>
                       <w:sz w:val="20"/>
                       <w:szCs w:val="20"/>
-                      <w:rtl/>
-                    </w:rPr>
-                    <w:t>-</w:t>
-                  </w:r>
-                  <w:r>
-                    <w:rPr>
-                      <w:rFonts w:cs="B Nazanin" w:hint="cs"/>
+                    </w:rPr>
+                    <w:t xml:space="preserve"> }}</w:t>
+                  </w:r>
+                  <w:r>
+                    <w:rPr>
+                      <w:rFonts w:ascii="B Nazanin" w:hAnsi="B Nazanin" w:cs="B Nazanin" w:hint="cs"/>
                       <w:b/>
                       <w:bCs/>
                       <w:sz w:val="20"/>
                       <w:szCs w:val="20"/>
                       <w:rtl/>
                     </w:rPr>
-                    <w:t xml:space="preserve"> </w:t>
-                  </w:r>
-                  <w:r>
-                    <w:rPr>
-                      <w:rFonts w:cs="B Nazanin" w:hint="cs"/>
+                    <w:t xml:space="preserve"> ماه</w:t>
+                  </w:r>
+                  <w:r>
+                    <w:rPr>
+                      <w:rFonts w:ascii="B Nazanin" w:hAnsi="B Nazanin" w:cs="B Nazanin" w:hint="cs"/>
                       <w:b/>
                       <w:bCs/>
                       <w:sz w:val="20"/>
                       <w:szCs w:val="20"/>
                       <w:rtl/>
                     </w:rPr>
-                    <w:t>طبق جدول زیر مشغول به کار بوده است.</w:t>
-                  </w:r>
-                </w:p>
-                <w:p>
-                  <w:pPr>
-                    <w:spacing w:line="240" w:lineRule="auto"/>
-                    <w:rPr>
-                      <w:rFonts w:cs="B Nazanin"/>
+                    <w:t xml:space="preserve"> و </w:t>
+                  </w:r>
+                  <w:r>
+                    <w:rPr>
+                      <w:rFonts w:ascii="B Nazanin" w:hAnsi="B Nazanin" w:cs="B Nazanin" w:hint="cs"/>
                       <w:b/>
                       <w:bCs/>
                       <w:sz w:val="20"/>
                       <w:szCs w:val="20"/>
                       <w:rtl/>
                     </w:rPr>
-                  </w:pPr>
+                    <w:t xml:space="preserve"> </w:t>
+                  </w:r>
+                  <w:r>
+                    <w:rPr>
+                      <w:rFonts w:ascii="B Nazanin" w:hAnsi="B Nazanin" w:cs="B Nazanin"/>
+                      <w:b/>
+                      <w:bCs/>
+                      <w:sz w:val="20"/>
+                      <w:szCs w:val="20"/>
+                    </w:rPr>
+                    <w:t xml:space="preserve">{{ </w:t>
+                  </w:r>
+                  <w:proofErr w:type="spellStart"/>
+                  <w:r>
+                    <w:rPr>
+                      <w:rFonts w:ascii="B Nazanin" w:hAnsi="B Nazanin" w:cs="B Nazanin"/>
+                      <w:b/>
+                      <w:bCs/>
+                      <w:sz w:val="20"/>
+                      <w:szCs w:val="20"/>
+                    </w:rPr>
+                    <w:t>soldier.service_duration</w:t>
+                  </w:r>
+                  <w:proofErr w:type="spellEnd"/>
+                  <w:r>
+                    <w:rPr>
+                      <w:rFonts w:ascii="B Nazanin" w:hAnsi="B Nazanin" w:cs="B Nazanin"/>
+                      <w:b/>
+                      <w:bCs/>
+                      <w:sz w:val="20"/>
+                      <w:szCs w:val="20"/>
+                    </w:rPr>
+                    <w:t>(“</w:t>
+                  </w:r>
+                  <w:proofErr w:type="spellStart"/>
+                  <w:r>
+                    <w:rPr>
+                      <w:rFonts w:ascii="B Nazanin" w:hAnsi="B Nazanin" w:cs="B Nazanin"/>
+                      <w:b/>
+                      <w:bCs/>
+                      <w:sz w:val="20"/>
+                      <w:szCs w:val="20"/>
+                    </w:rPr>
+                    <w:t>a”,”d</w:t>
+                  </w:r>
+                  <w:proofErr w:type="spellEnd"/>
+                  <w:r>
+                    <w:rPr>
+                      <w:rFonts w:ascii="B Nazanin" w:hAnsi="B Nazanin" w:cs="B Nazanin"/>
+                      <w:b/>
+                      <w:bCs/>
+                      <w:sz w:val="20"/>
+                      <w:szCs w:val="20"/>
+                    </w:rPr>
+                    <w:t>”)</w:t>
+                  </w:r>
+                  <w:r>
+                    <w:rPr>
+                      <w:rFonts w:ascii="B Nazanin" w:hAnsi="B Nazanin" w:cs="B Nazanin"/>
+                      <w:b/>
+                      <w:bCs/>
+                      <w:sz w:val="20"/>
+                      <w:szCs w:val="20"/>
+                    </w:rPr>
+                    <w:t>|</w:t>
+                  </w:r>
+                  <w:proofErr w:type="spellStart"/>
+                  <w:r>
+                    <w:rPr>
+                      <w:rFonts w:ascii="B Nazanin" w:hAnsi="B Nazanin" w:cs="B Nazanin"/>
+                      <w:b/>
+                      <w:bCs/>
+                      <w:sz w:val="20"/>
+                      <w:szCs w:val="20"/>
+                    </w:rPr>
+                    <w:t>fa_num</w:t>
+                  </w:r>
+                  <w:proofErr w:type="spellEnd"/>
+                  <w:r>
+                    <w:rPr>
+                      <w:rFonts w:ascii="B Nazanin" w:hAnsi="B Nazanin" w:cs="B Nazanin"/>
+                      <w:b/>
+                      <w:bCs/>
+                      <w:sz w:val="20"/>
+                      <w:szCs w:val="20"/>
+                    </w:rPr>
+                    <w:t xml:space="preserve"> }}</w:t>
+                  </w:r>
+                  <w:r>
+                    <w:rPr>
+                      <w:rFonts w:ascii="B Nazanin" w:hAnsi="B Nazanin" w:cs="B Nazanin" w:hint="cs"/>
+                      <w:b/>
+                      <w:bCs/>
+                      <w:sz w:val="20"/>
+                      <w:szCs w:val="20"/>
+                      <w:rtl/>
+                    </w:rPr>
+                    <w:t xml:space="preserve"> </w:t>
+                  </w:r>
+                  <w:r>
+                    <w:rPr>
+                      <w:rFonts w:ascii="B Nazanin" w:hAnsi="B Nazanin" w:cs="B Nazanin" w:hint="cs"/>
+                      <w:b/>
+                      <w:bCs/>
+                      <w:sz w:val="20"/>
+                      <w:szCs w:val="20"/>
+                      <w:rtl/>
+                    </w:rPr>
+                    <w:t xml:space="preserve">روز در </w:t>
+                  </w:r>
+                  <w:r>
+                    <w:rPr>
+                      <w:rFonts w:ascii="B Nazanin" w:hAnsi="B Nazanin" w:cs="B Nazanin" w:hint="cs"/>
+                      <w:b/>
+                      <w:bCs/>
+                      <w:sz w:val="20"/>
+                      <w:szCs w:val="20"/>
+                      <w:rtl/>
+                    </w:rPr>
+                    <w:t xml:space="preserve">ناحیه مقاومت بسیج شهرستان اردبیل  </w:t>
+                  </w:r>
+                  <w:r>
+                    <w:rPr>
+                      <w:rFonts w:ascii="B Nazanin" w:hAnsi="B Nazanin" w:cs="B Nazanin" w:hint="cs"/>
+                      <w:b/>
+                      <w:bCs/>
+                      <w:sz w:val="20"/>
+                      <w:szCs w:val="20"/>
+                      <w:rtl/>
+                    </w:rPr>
+                    <w:t>-</w:t>
+                  </w:r>
+                  <w:r>
+                    <w:rPr>
+                      <w:rFonts w:ascii="B Nazanin" w:hAnsi="B Nazanin" w:cs="B Nazanin" w:hint="cs"/>
+                      <w:b/>
+                      <w:bCs/>
+                      <w:sz w:val="20"/>
+                      <w:szCs w:val="20"/>
+                      <w:rtl/>
+                    </w:rPr>
+                    <w:t xml:space="preserve"> </w:t>
+                  </w:r>
+                  <w:r>
+                    <w:rPr>
+                      <w:rFonts w:ascii="B Nazanin" w:hAnsi="B Nazanin" w:cs="B Nazanin" w:hint="cs"/>
+                      <w:b/>
+                      <w:bCs/>
+                      <w:sz w:val="20"/>
+                      <w:szCs w:val="20"/>
+                      <w:rtl/>
+                    </w:rPr>
+                    <w:t>طبق جدول زیر مشغول به کار بوده است.</w:t>
+                  </w:r>
                 </w:p>
                 <w:p>
                   <w:pPr>
                     <w:spacing w:line="240" w:lineRule="auto"/>
                     <w:jc w:val="center"/>
                     <w:rPr>
-                      <w:rFonts w:cs="B Titr"/>
-                      <w:b/>
-                      <w:bCs/>
-                      <w:sz w:val="14"/>
-                      <w:szCs w:val="14"/>
-                      <w:rtl/>
-                    </w:rPr>
-                  </w:pPr>
-                  <w:r>
-                    <w:rPr>
-                      <w:rFonts w:cs="B Titr" w:hint="cs"/>
-                      <w:b/>
-                      <w:bCs/>
-                      <w:sz w:val="14"/>
-                      <w:szCs w:val="14"/>
+                      <w:rFonts w:ascii="B Nazanin" w:hAnsi="B Nazanin" w:cs="B Nazanin"/>
+                      <w:b/>
+                      <w:bCs/>
+                      <w:sz w:val="20"/>
+                      <w:szCs w:val="20"/>
+                      <w:rtl/>
+                    </w:rPr>
+                  </w:pPr>
+                  <w:r>
+                    <w:rPr>
+                      <w:rFonts w:ascii="B Nazanin" w:hAnsi="B Nazanin" w:cs="B Nazanin" w:hint="cs"/>
+                      <w:b/>
+                      <w:bCs/>
+                      <w:sz w:val="20"/>
+                      <w:szCs w:val="20"/>
                       <w:rtl/>
                     </w:rPr>
                     <w:t>محل بکارگیری شده با ذکر دقیق مسئولیت بیش از 6 ماه</w:t>
@@ -1230,7 +1489,7 @@
                 <w:tbl>
                   <w:tblPr>
                     <w:bidiVisual/>
-                    <w:tblW w:w="0" w:type="auto"/>
+                    <w:tblW w:w="8705" w:type="dxa"/>
                     <w:tblBorders>
                       <w:top w:val="single" w:sz="4" w:space="0" w:color="auto"/>
                       <w:left w:val="single" w:sz="4" w:space="0" w:color="auto"/>
@@ -1239,40 +1498,41 @@
                       <w:insideH w:val="single" w:sz="4" w:space="0" w:color="auto"/>
                       <w:insideV w:val="single" w:sz="4" w:space="0" w:color="auto"/>
                     </w:tblBorders>
+                    <w:tblLayout w:type="fixed"/>
                     <w:tblLook w:val="04A0" w:firstRow="1" w:lastRow="0" w:firstColumn="1" w:lastColumn="0" w:noHBand="0" w:noVBand="1"/>
                   </w:tblPr>
                   <w:tblGrid>
-                    <w:gridCol w:w="626"/>
-                    <w:gridCol w:w="1895"/>
-                    <w:gridCol w:w="1699"/>
-                    <w:gridCol w:w="2022"/>
-                    <w:gridCol w:w="939"/>
+                    <w:gridCol w:w="595"/>
+                    <w:gridCol w:w="1530"/>
+                    <w:gridCol w:w="1350"/>
+                    <w:gridCol w:w="1264"/>
+                    <w:gridCol w:w="3966"/>
                   </w:tblGrid>
                   <w:tr>
                     <w:tc>
                       <w:tcPr>
-                        <w:tcW w:w="694" w:type="dxa"/>
+                        <w:tcW w:w="595" w:type="dxa"/>
                       </w:tcPr>
                       <w:p>
                         <w:pPr>
                           <w:spacing w:line="240" w:lineRule="auto"/>
                           <w:jc w:val="center"/>
                           <w:rPr>
-                            <w:rFonts w:cs="B Titr"/>
+                            <w:rFonts w:ascii="B Nazanin" w:hAnsi="B Nazanin" w:cs="B Nazanin"/>
                             <w:b/>
                             <w:bCs/>
-                            <w:sz w:val="14"/>
-                            <w:szCs w:val="14"/>
+                            <w:sz w:val="16"/>
+                            <w:szCs w:val="16"/>
                             <w:rtl/>
                           </w:rPr>
                         </w:pPr>
                         <w:r>
                           <w:rPr>
-                            <w:rFonts w:cs="B Titr" w:hint="cs"/>
+                            <w:rFonts w:ascii="B Nazanin" w:hAnsi="B Nazanin" w:cs="B Nazanin" w:hint="cs"/>
                             <w:b/>
                             <w:bCs/>
-                            <w:sz w:val="14"/>
-                            <w:szCs w:val="14"/>
+                            <w:sz w:val="16"/>
+                            <w:szCs w:val="16"/>
                             <w:rtl/>
                           </w:rPr>
                           <w:t>ردیف</w:t>
@@ -1281,28 +1541,28 @@
                     </w:tc>
                     <w:tc>
                       <w:tcPr>
-                        <w:tcW w:w="2410" w:type="dxa"/>
+                        <w:tcW w:w="1530" w:type="dxa"/>
                       </w:tcPr>
                       <w:p>
                         <w:pPr>
                           <w:spacing w:line="240" w:lineRule="auto"/>
                           <w:jc w:val="center"/>
                           <w:rPr>
-                            <w:rFonts w:cs="B Titr"/>
+                            <w:rFonts w:ascii="B Nazanin" w:hAnsi="B Nazanin" w:cs="B Nazanin"/>
                             <w:b/>
                             <w:bCs/>
-                            <w:sz w:val="14"/>
-                            <w:szCs w:val="14"/>
+                            <w:sz w:val="16"/>
+                            <w:szCs w:val="16"/>
                             <w:rtl/>
                           </w:rPr>
                         </w:pPr>
                         <w:r>
                           <w:rPr>
-                            <w:rFonts w:cs="B Titr" w:hint="cs"/>
+                            <w:rFonts w:ascii="B Nazanin" w:hAnsi="B Nazanin" w:cs="B Nazanin" w:hint="cs"/>
                             <w:b/>
                             <w:bCs/>
-                            <w:sz w:val="14"/>
-                            <w:szCs w:val="14"/>
+                            <w:sz w:val="16"/>
+                            <w:szCs w:val="16"/>
                             <w:rtl/>
                           </w:rPr>
                           <w:t>عنوان مسئولیت (ذکر دقیق محل بکارگیری)</w:t>
@@ -1311,28 +1571,28 @@
                     </w:tc>
                     <w:tc>
                       <w:tcPr>
-                        <w:tcW w:w="1559" w:type="dxa"/>
+                        <w:tcW w:w="1350" w:type="dxa"/>
                       </w:tcPr>
                       <w:p>
                         <w:pPr>
                           <w:spacing w:line="240" w:lineRule="auto"/>
                           <w:jc w:val="center"/>
                           <w:rPr>
-                            <w:rFonts w:cs="B Titr"/>
+                            <w:rFonts w:ascii="B Nazanin" w:hAnsi="B Nazanin" w:cs="B Nazanin"/>
                             <w:b/>
                             <w:bCs/>
-                            <w:sz w:val="14"/>
-                            <w:szCs w:val="14"/>
+                            <w:sz w:val="16"/>
+                            <w:szCs w:val="16"/>
                             <w:rtl/>
                           </w:rPr>
                         </w:pPr>
                         <w:r>
                           <w:rPr>
-                            <w:rFonts w:cs="B Titr" w:hint="cs"/>
+                            <w:rFonts w:ascii="B Nazanin" w:hAnsi="B Nazanin" w:cs="B Nazanin" w:hint="cs"/>
                             <w:b/>
                             <w:bCs/>
-                            <w:sz w:val="14"/>
-                            <w:szCs w:val="14"/>
+                            <w:sz w:val="16"/>
+                            <w:szCs w:val="16"/>
                             <w:rtl/>
                           </w:rPr>
                           <w:t>از تاریخ</w:t>
@@ -1341,28 +1601,28 @@
                     </w:tc>
                     <w:tc>
                       <w:tcPr>
-                        <w:tcW w:w="1134" w:type="dxa"/>
+                        <w:tcW w:w="1264" w:type="dxa"/>
                       </w:tcPr>
                       <w:p>
                         <w:pPr>
                           <w:spacing w:line="240" w:lineRule="auto"/>
                           <w:jc w:val="center"/>
                           <w:rPr>
-                            <w:rFonts w:cs="B Titr"/>
+                            <w:rFonts w:ascii="B Nazanin" w:hAnsi="B Nazanin" w:cs="B Nazanin"/>
                             <w:b/>
                             <w:bCs/>
-                            <w:sz w:val="14"/>
-                            <w:szCs w:val="14"/>
+                            <w:sz w:val="16"/>
+                            <w:szCs w:val="16"/>
                             <w:rtl/>
                           </w:rPr>
                         </w:pPr>
                         <w:r>
                           <w:rPr>
-                            <w:rFonts w:cs="B Titr" w:hint="cs"/>
+                            <w:rFonts w:ascii="B Nazanin" w:hAnsi="B Nazanin" w:cs="B Nazanin" w:hint="cs"/>
                             <w:b/>
                             <w:bCs/>
-                            <w:sz w:val="14"/>
-                            <w:szCs w:val="14"/>
+                            <w:sz w:val="16"/>
+                            <w:szCs w:val="16"/>
                             <w:rtl/>
                           </w:rPr>
                           <w:t>تا تاریخ</w:t>
@@ -1371,28 +1631,28 @@
                     </w:tc>
                     <w:tc>
                       <w:tcPr>
-                        <w:tcW w:w="1168" w:type="dxa"/>
+                        <w:tcW w:w="3966" w:type="dxa"/>
                       </w:tcPr>
                       <w:p>
                         <w:pPr>
                           <w:spacing w:line="240" w:lineRule="auto"/>
                           <w:jc w:val="center"/>
                           <w:rPr>
-                            <w:rFonts w:cs="B Titr"/>
+                            <w:rFonts w:ascii="B Nazanin" w:hAnsi="B Nazanin" w:cs="B Nazanin"/>
                             <w:b/>
                             <w:bCs/>
-                            <w:sz w:val="14"/>
-                            <w:szCs w:val="14"/>
+                            <w:sz w:val="16"/>
+                            <w:szCs w:val="16"/>
                             <w:rtl/>
                           </w:rPr>
                         </w:pPr>
                         <w:r>
                           <w:rPr>
-                            <w:rFonts w:cs="B Titr" w:hint="cs"/>
+                            <w:rFonts w:ascii="B Nazanin" w:hAnsi="B Nazanin" w:cs="B Nazanin" w:hint="cs"/>
                             <w:b/>
                             <w:bCs/>
-                            <w:sz w:val="14"/>
-                            <w:szCs w:val="14"/>
+                            <w:sz w:val="16"/>
+                            <w:szCs w:val="16"/>
                             <w:rtl/>
                           </w:rPr>
                           <w:t>مدت به ماه</w:t>
@@ -1403,28 +1663,28 @@
                   <w:tr>
                     <w:tc>
                       <w:tcPr>
-                        <w:tcW w:w="694" w:type="dxa"/>
+                        <w:tcW w:w="595" w:type="dxa"/>
                       </w:tcPr>
                       <w:p>
                         <w:pPr>
                           <w:spacing w:line="240" w:lineRule="auto"/>
                           <w:jc w:val="center"/>
                           <w:rPr>
-                            <w:rFonts w:cs="B Titr"/>
+                            <w:rFonts w:ascii="B Nazanin" w:hAnsi="B Nazanin" w:cs="B Nazanin"/>
                             <w:b/>
                             <w:bCs/>
-                            <w:sz w:val="14"/>
-                            <w:szCs w:val="14"/>
+                            <w:sz w:val="16"/>
+                            <w:szCs w:val="16"/>
                             <w:rtl/>
                           </w:rPr>
                         </w:pPr>
                         <w:r>
                           <w:rPr>
-                            <w:rFonts w:cs="B Titr" w:hint="cs"/>
+                            <w:rFonts w:ascii="B Nazanin" w:hAnsi="B Nazanin" w:cs="B Nazanin" w:hint="cs"/>
                             <w:b/>
                             <w:bCs/>
-                            <w:sz w:val="14"/>
-                            <w:szCs w:val="14"/>
+                            <w:sz w:val="16"/>
+                            <w:szCs w:val="16"/>
                             <w:rtl/>
                           </w:rPr>
                           <w:t>1</w:t>
@@ -1433,15 +1693,16 @@
                     </w:tc>
                     <w:tc>
                       <w:tcPr>
-                        <w:tcW w:w="2410" w:type="dxa"/>
+                        <w:tcW w:w="1530" w:type="dxa"/>
                       </w:tcPr>
                       <w:p>
                         <w:pPr>
                           <w:spacing w:line="240" w:lineRule="auto"/>
                           <w:jc w:val="center"/>
                           <w:rPr>
-                            <w:rFonts w:ascii="Arial" w:hAnsi="Arial" w:cs="B Titr"/>
-                            <w:color w:val="FF0000"/>
+                            <w:rFonts w:ascii="B Nazanin" w:hAnsi="B Nazanin" w:cs="B Nazanin" w:hint="cs"/>
+                            <w:b/>
+                            <w:bCs/>
                             <w:sz w:val="16"/>
                             <w:szCs w:val="16"/>
                             <w:rtl/>
@@ -1449,74 +1710,108 @@
                         </w:pPr>
                         <w:r>
                           <w:rPr>
-                            <w:rFonts w:ascii="Arial" w:hAnsi="Arial" w:cs="B Titr" w:hint="cs"/>
-                            <w:color w:val="FF0000"/>
+                            <w:rFonts w:ascii="B Nazanin" w:hAnsi="B Nazanin" w:cs="B Nazanin"/>
+                            <w:b/>
+                            <w:bCs/>
                             <w:sz w:val="16"/>
                             <w:szCs w:val="16"/>
-                            <w:rtl/>
                           </w:rPr>
-                          <w:t>متصدی خدمات اداری</w:t>
+                          <w:t>{{</w:t>
+                        </w:r>
+                        <w:proofErr w:type="spellStart"/>
+                        <w:proofErr w:type="gramStart"/>
+                        <w:r>
+                          <w:rPr>
+                            <w:rFonts w:cs="Calibri"/>
+                            <w:b/>
+                            <w:bCs/>
+                            <w:sz w:val="16"/>
+                            <w:szCs w:val="16"/>
+                          </w:rPr>
+                          <w:t>soldier.responsibility</w:t>
+                        </w:r>
+                        <w:proofErr w:type="spellEnd"/>
+                        <w:proofErr w:type="gramEnd"/>
+                        <w:r>
+                          <w:rPr>
+                            <w:rFonts w:ascii="B Nazanin" w:hAnsi="B Nazanin" w:cs="B Nazanin"/>
+                            <w:b/>
+                            <w:bCs/>
+                            <w:sz w:val="16"/>
+                            <w:szCs w:val="16"/>
+                          </w:rPr>
+                          <w:t>}}</w:t>
                         </w:r>
                       </w:p>
                     </w:tc>
                     <w:tc>
                       <w:tcPr>
-                        <w:tcW w:w="1559" w:type="dxa"/>
+                        <w:tcW w:w="1350" w:type="dxa"/>
                       </w:tcPr>
                       <w:p>
                         <w:pPr>
                           <w:spacing w:line="240" w:lineRule="auto"/>
                           <w:jc w:val="center"/>
                           <w:rPr>
-                            <w:rFonts w:cs="B Titr"/>
+                            <w:rFonts w:ascii="B Nazanin" w:hAnsi="B Nazanin" w:cs="B Nazanin"/>
                             <w:b/>
                             <w:bCs/>
-                            <w:sz w:val="14"/>
-                            <w:szCs w:val="14"/>
+                            <w:sz w:val="16"/>
+                            <w:szCs w:val="16"/>
                             <w:rtl/>
                           </w:rPr>
                         </w:pPr>
                         <w:proofErr w:type="gramStart"/>
                         <w:r>
                           <w:rPr>
-                            <w:rFonts w:cs="B Titr"/>
+                            <w:rFonts w:ascii="B Nazanin" w:hAnsi="B Nazanin" w:cs="B Nazanin"/>
                             <w:b/>
                             <w:bCs/>
-                            <w:sz w:val="14"/>
-                            <w:szCs w:val="14"/>
+                            <w:sz w:val="16"/>
+                            <w:szCs w:val="16"/>
                           </w:rPr>
                           <w:t xml:space="preserve">{{ </w:t>
                         </w:r>
                         <w:proofErr w:type="spellStart"/>
                         <w:r>
                           <w:rPr>
-                            <w:rFonts w:cs="B Titr"/>
+                            <w:rFonts w:ascii="B Nazanin" w:hAnsi="B Nazanin" w:cs="B Nazanin"/>
                             <w:b/>
                             <w:bCs/>
-                            <w:sz w:val="14"/>
-                            <w:szCs w:val="14"/>
+                            <w:sz w:val="16"/>
+                            <w:szCs w:val="16"/>
                           </w:rPr>
                           <w:t>soldier</w:t>
                         </w:r>
                         <w:proofErr w:type="gramEnd"/>
                         <w:r>
                           <w:rPr>
-                            <w:rFonts w:cs="B Titr"/>
+                            <w:rFonts w:ascii="B Nazanin" w:hAnsi="B Nazanin" w:cs="B Nazanin"/>
                             <w:b/>
                             <w:bCs/>
-                            <w:sz w:val="14"/>
-                            <w:szCs w:val="14"/>
+                            <w:sz w:val="16"/>
+                            <w:szCs w:val="16"/>
                           </w:rPr>
                           <w:t>.arrival_date|jalali</w:t>
+                        </w:r>
+                        <w:r>
+                          <w:rPr>
+                            <w:rFonts w:ascii="B Nazanin" w:hAnsi="B Nazanin" w:cs="B Nazanin"/>
+                            <w:b/>
+                            <w:bCs/>
+                            <w:sz w:val="16"/>
+                            <w:szCs w:val="16"/>
+                          </w:rPr>
+                          <w:t>|fa_num</w:t>
                         </w:r>
                         <w:proofErr w:type="spellEnd"/>
                         <w:r>
                           <w:rPr>
-                            <w:rFonts w:cs="B Titr"/>
+                            <w:rFonts w:ascii="B Nazanin" w:hAnsi="B Nazanin" w:cs="B Nazanin"/>
                             <w:b/>
                             <w:bCs/>
-                            <w:sz w:val="14"/>
-                            <w:szCs w:val="14"/>
+                            <w:sz w:val="16"/>
+                            <w:szCs w:val="16"/>
                           </w:rPr>
                           <w:t xml:space="preserve"> }}</w:t>
                         </w:r>
@@ -1524,62 +1819,126 @@
                     </w:tc>
                     <w:tc>
                       <w:tcPr>
-                        <w:tcW w:w="1134" w:type="dxa"/>
+                        <w:tcW w:w="1264" w:type="dxa"/>
                       </w:tcPr>
                       <w:p>
                         <w:pPr>
                           <w:spacing w:line="240" w:lineRule="auto"/>
                           <w:jc w:val="center"/>
                           <w:rPr>
-                            <w:rFonts w:cs="B Titr"/>
+                            <w:rFonts w:ascii="B Nazanin" w:hAnsi="B Nazanin" w:cs="B Nazanin"/>
                             <w:b/>
                             <w:bCs/>
-                            <w:sz w:val="14"/>
-                            <w:szCs w:val="14"/>
+                            <w:sz w:val="16"/>
+                            <w:szCs w:val="16"/>
                             <w:rtl/>
                           </w:rPr>
                         </w:pPr>
                         <w:proofErr w:type="gramStart"/>
                         <w:r>
                           <w:rPr>
-                            <w:rFonts w:cs="B Titr"/>
+                            <w:rFonts w:ascii="B Nazanin" w:hAnsi="B Nazanin" w:cs="B Nazanin"/>
                             <w:b/>
                             <w:bCs/>
-                            <w:sz w:val="14"/>
-                            <w:szCs w:val="14"/>
+                            <w:sz w:val="16"/>
+                            <w:szCs w:val="16"/>
                           </w:rPr>
                           <w:t xml:space="preserve">{{ </w:t>
                         </w:r>
                         <w:proofErr w:type="spellStart"/>
                         <w:r>
                           <w:rPr>
-                            <w:rFonts w:cs="B Titr"/>
+                            <w:rFonts w:ascii="B Nazanin" w:hAnsi="B Nazanin" w:cs="B Nazanin"/>
                             <w:b/>
                             <w:bCs/>
-                            <w:sz w:val="14"/>
-                            <w:szCs w:val="14"/>
+                            <w:sz w:val="16"/>
+                            <w:szCs w:val="16"/>
                           </w:rPr>
                           <w:t>soldier</w:t>
                         </w:r>
                         <w:proofErr w:type="gramEnd"/>
                         <w:r>
                           <w:rPr>
-                            <w:rFonts w:cs="B Titr"/>
+                            <w:rFonts w:ascii="B Nazanin" w:hAnsi="B Nazanin" w:cs="B Nazanin"/>
                             <w:b/>
                             <w:bCs/>
-                            <w:sz w:val="14"/>
-                            <w:szCs w:val="14"/>
+                            <w:sz w:val="16"/>
+                            <w:szCs w:val="16"/>
                           </w:rPr>
-                          <w:t>.service_end_date|jalali</w:t>
+                          <w:t>.service_end_</w:t>
+                        </w:r>
+                        <w:proofErr w:type="gramStart"/>
+                        <w:r>
+                          <w:rPr>
+                            <w:rFonts w:ascii="B Nazanin" w:hAnsi="B Nazanin" w:cs="B Nazanin"/>
+                            <w:b/>
+                            <w:bCs/>
+                            <w:sz w:val="16"/>
+                            <w:szCs w:val="16"/>
+                          </w:rPr>
+                          <w:t>date</w:t>
                         </w:r>
                         <w:proofErr w:type="spellEnd"/>
                         <w:r>
                           <w:rPr>
-                            <w:rFonts w:cs="B Titr"/>
+                            <w:rFonts w:ascii="B Nazanin" w:hAnsi="B Nazanin" w:cs="B Nazanin"/>
                             <w:b/>
                             <w:bCs/>
-                            <w:sz w:val="14"/>
-                            <w:szCs w:val="14"/>
+                            <w:sz w:val="16"/>
+                            <w:szCs w:val="16"/>
+                          </w:rPr>
+                          <w:t>(</w:t>
+                        </w:r>
+                        <w:proofErr w:type="gramEnd"/>
+                        <w:r>
+                          <w:rPr>
+                            <w:rFonts w:ascii="B Nazanin" w:hAnsi="B Nazanin" w:cs="B Nazanin"/>
+                            <w:b/>
+                            <w:bCs/>
+                            <w:sz w:val="16"/>
+                            <w:szCs w:val="16"/>
+                          </w:rPr>
+                          <w:t>)</w:t>
+                        </w:r>
+                        <w:r>
+                          <w:rPr>
+                            <w:rFonts w:ascii="B Nazanin" w:hAnsi="B Nazanin" w:cs="B Nazanin"/>
+                            <w:b/>
+                            <w:bCs/>
+                            <w:sz w:val="16"/>
+                            <w:szCs w:val="16"/>
+                          </w:rPr>
+                          <w:t>|</w:t>
+                        </w:r>
+                        <w:proofErr w:type="spellStart"/>
+                        <w:r>
+                          <w:rPr>
+                            <w:rFonts w:ascii="B Nazanin" w:hAnsi="B Nazanin" w:cs="B Nazanin"/>
+                            <w:b/>
+                            <w:bCs/>
+                            <w:sz w:val="16"/>
+                            <w:szCs w:val="16"/>
+                          </w:rPr>
+                          <w:t>jalali</w:t>
+                        </w:r>
+                        <w:r>
+                          <w:rPr>
+                            <w:rFonts w:ascii="B Nazanin" w:hAnsi="B Nazanin" w:cs="B Nazanin"/>
+                            <w:b/>
+                            <w:bCs/>
+                            <w:sz w:val="16"/>
+                            <w:szCs w:val="16"/>
+                          </w:rPr>
+                          <w:t>|fa_num</w:t>
+                        </w:r>
+                        <w:proofErr w:type="spellEnd"/>
+                        <w:r>
+                          <w:rPr>
+                            <w:rFonts w:ascii="B Nazanin" w:hAnsi="B Nazanin" w:cs="B Nazanin"/>
+                            <w:b/>
+                            <w:bCs/>
+                            <w:sz w:val="16"/>
+                            <w:szCs w:val="16"/>
                           </w:rPr>
                           <w:t xml:space="preserve"> }}</w:t>
                         </w:r>
@@ -1587,94 +1946,380 @@
                     </w:tc>
                     <w:tc>
                       <w:tcPr>
-                        <w:tcW w:w="1168" w:type="dxa"/>
+                        <w:tcW w:w="3966" w:type="dxa"/>
                       </w:tcPr>
                       <w:p>
                         <w:pPr>
                           <w:spacing w:line="240" w:lineRule="auto"/>
                           <w:jc w:val="center"/>
                           <w:rPr>
-                            <w:rFonts w:cs="B Titr"/>
+                            <w:rFonts w:ascii="B Nazanin" w:hAnsi="B Nazanin" w:cs="B Nazanin"/>
                             <w:b/>
                             <w:bCs/>
-                            <w:sz w:val="14"/>
-                            <w:szCs w:val="14"/>
+                            <w:sz w:val="16"/>
+                            <w:szCs w:val="16"/>
                             <w:rtl/>
                           </w:rPr>
                         </w:pPr>
+                        <w:proofErr w:type="gramStart"/>
                         <w:r>
                           <w:rPr>
-                            <w:rFonts w:cs="B Titr" w:hint="cs"/>
+                            <w:rFonts w:ascii="B Nazanin" w:hAnsi="B Nazanin" w:cs="B Nazanin"/>
                             <w:b/>
                             <w:bCs/>
-                            <w:color w:val="FF0000"/>
-                            <w:sz w:val="14"/>
-                            <w:szCs w:val="14"/>
-                            <w:rtl/>
+                            <w:sz w:val="16"/>
+                            <w:szCs w:val="16"/>
                           </w:rPr>
-                          <w:t>*</w:t>
+                          <w:t xml:space="preserve">{{ </w:t>
+                        </w:r>
+                        <w:proofErr w:type="spellStart"/>
+                        <w:r>
+                          <w:rPr>
+                            <w:rFonts w:ascii="B Nazanin" w:hAnsi="B Nazanin" w:cs="B Nazanin"/>
+                            <w:b/>
+                            <w:bCs/>
+                            <w:sz w:val="16"/>
+                            <w:szCs w:val="16"/>
+                          </w:rPr>
+                          <w:t>soldier</w:t>
+                        </w:r>
+                        <w:proofErr w:type="gramEnd"/>
+                        <w:r>
+                          <w:rPr>
+                            <w:rFonts w:ascii="B Nazanin" w:hAnsi="B Nazanin" w:cs="B Nazanin"/>
+                            <w:b/>
+                            <w:bCs/>
+                            <w:sz w:val="16"/>
+                            <w:szCs w:val="16"/>
+                          </w:rPr>
+                          <w:t>.service_duration</w:t>
+                        </w:r>
+                        <w:proofErr w:type="spellEnd"/>
+                        <w:r>
+                          <w:rPr>
+                            <w:rFonts w:ascii="B Nazanin" w:hAnsi="B Nazanin" w:cs="B Nazanin"/>
+                            <w:b/>
+                            <w:bCs/>
+                            <w:sz w:val="16"/>
+                            <w:szCs w:val="16"/>
+                          </w:rPr>
+                          <w:t>(“</w:t>
+                        </w:r>
+                        <w:proofErr w:type="spellStart"/>
+                        <w:r>
+                          <w:rPr>
+                            <w:rFonts w:ascii="B Nazanin" w:hAnsi="B Nazanin" w:cs="B Nazanin"/>
+                            <w:b/>
+                            <w:bCs/>
+                            <w:sz w:val="16"/>
+                            <w:szCs w:val="16"/>
+                          </w:rPr>
+                          <w:t>a</w:t>
+                        </w:r>
+                        <w:proofErr w:type="gramStart"/>
+                        <w:r>
+                          <w:rPr>
+                            <w:rFonts w:ascii="B Nazanin" w:hAnsi="B Nazanin" w:cs="B Nazanin"/>
+                            <w:b/>
+                            <w:bCs/>
+                            <w:sz w:val="16"/>
+                            <w:szCs w:val="16"/>
+                          </w:rPr>
+                          <w:t>”,“</w:t>
+                        </w:r>
+                        <w:proofErr w:type="gramEnd"/>
+                        <w:r>
+                          <w:rPr>
+                            <w:rFonts w:ascii="B Nazanin" w:hAnsi="B Nazanin" w:cs="B Nazanin"/>
+                            <w:b/>
+                            <w:bCs/>
+                            <w:sz w:val="16"/>
+                            <w:szCs w:val="16"/>
+                          </w:rPr>
+                          <w:t>m</w:t>
+                        </w:r>
+                        <w:proofErr w:type="spellEnd"/>
+                        <w:proofErr w:type="gramStart"/>
+                        <w:r>
+                          <w:rPr>
+                            <w:rFonts w:ascii="B Nazanin" w:hAnsi="B Nazanin" w:cs="B Nazanin"/>
+                            <w:b/>
+                            <w:bCs/>
+                            <w:sz w:val="16"/>
+                            <w:szCs w:val="16"/>
+                          </w:rPr>
+                          <w:t>”)</w:t>
                         </w:r>
                         <w:r>
                           <w:rPr>
-                            <w:rFonts w:cs="B Titr"/>
+                            <w:rFonts w:ascii="B Nazanin" w:hAnsi="B Nazanin" w:cs="B Nazanin"/>
                             <w:b/>
                             <w:bCs/>
-                            <w:sz w:val="14"/>
-                            <w:szCs w:val="14"/>
+                            <w:sz w:val="16"/>
+                            <w:szCs w:val="16"/>
+                          </w:rPr>
+                          <w:t>|</w:t>
+                        </w:r>
+                        <w:proofErr w:type="spellStart"/>
+                        <w:proofErr w:type="gramEnd"/>
+                        <w:r>
+                          <w:rPr>
+                            <w:rFonts w:ascii="B Nazanin" w:hAnsi="B Nazanin" w:cs="B Nazanin"/>
+                            <w:b/>
+                            <w:bCs/>
+                            <w:sz w:val="16"/>
+                            <w:szCs w:val="16"/>
+                          </w:rPr>
+                          <w:t>fa_</w:t>
+                        </w:r>
+                        <w:proofErr w:type="gramStart"/>
+                        <w:r>
+                          <w:rPr>
+                            <w:rFonts w:ascii="B Nazanin" w:hAnsi="B Nazanin" w:cs="B Nazanin"/>
+                            <w:b/>
+                            <w:bCs/>
+                            <w:sz w:val="16"/>
+                            <w:szCs w:val="16"/>
+                          </w:rPr>
+                          <w:t>num</w:t>
+                        </w:r>
+                        <w:proofErr w:type="spellEnd"/>
+                        <w:r>
+                          <w:rPr>
+                            <w:rFonts w:ascii="B Nazanin" w:hAnsi="B Nazanin" w:cs="B Nazanin"/>
+                            <w:b/>
+                            <w:bCs/>
+                            <w:sz w:val="16"/>
+                            <w:szCs w:val="16"/>
+                          </w:rPr>
+                          <w:t xml:space="preserve"> }</w:t>
+                        </w:r>
+                        <w:proofErr w:type="gramEnd"/>
+                        <w:r>
+                          <w:rPr>
+                            <w:rFonts w:ascii="B Nazanin" w:hAnsi="B Nazanin" w:cs="B Nazanin"/>
+                            <w:b/>
+                            <w:bCs/>
+                            <w:sz w:val="16"/>
+                            <w:szCs w:val="16"/>
+                          </w:rPr>
+                          <w:t>}</w:t>
+                        </w:r>
+                        <w:r>
+                          <w:rPr>
+                            <w:rFonts w:ascii="B Nazanin" w:hAnsi="B Nazanin" w:cs="B Nazanin"/>
+                            <w:b/>
+                            <w:bCs/>
+                            <w:sz w:val="16"/>
+                            <w:szCs w:val="16"/>
                           </w:rPr>
                           <w:t xml:space="preserve"> </w:t>
                         </w:r>
                         <w:r>
                           <w:rPr>
-                            <w:rFonts w:cs="B Titr" w:hint="cs"/>
+                            <w:rFonts w:ascii="B Nazanin" w:hAnsi="B Nazanin" w:cs="B Nazanin" w:hint="cs"/>
                             <w:b/>
                             <w:bCs/>
-                            <w:sz w:val="14"/>
-                            <w:szCs w:val="14"/>
+                            <w:sz w:val="16"/>
+                            <w:szCs w:val="16"/>
                             <w:rtl/>
                           </w:rPr>
-                          <w:t xml:space="preserve"> ماه و </w:t>
+                          <w:t xml:space="preserve"> ماه </w:t>
+                        </w:r>
+                        <w:proofErr w:type="gramStart"/>
+                        <w:r>
+                          <w:rPr>
+                            <w:rFonts w:ascii="B Nazanin" w:hAnsi="B Nazanin" w:cs="B Nazanin" w:hint="cs"/>
+                            <w:b/>
+                            <w:bCs/>
+                            <w:sz w:val="16"/>
+                            <w:szCs w:val="16"/>
+                            <w:rtl/>
+                          </w:rPr>
+                          <w:t xml:space="preserve">و </w:t>
                         </w:r>
                         <w:r>
                           <w:rPr>
-                            <w:rFonts w:cs="B Titr"/>
+                            <w:rFonts w:ascii="B Nazanin" w:hAnsi="B Nazanin" w:cs="B Nazanin"/>
                             <w:b/>
                             <w:bCs/>
-                            <w:sz w:val="14"/>
-                            <w:szCs w:val="14"/>
+                            <w:sz w:val="16"/>
+                            <w:szCs w:val="16"/>
                           </w:rPr>
                           <w:t xml:space="preserve"> </w:t>
                         </w:r>
                         <w:r>
                           <w:rPr>
-                            <w:rFonts w:cs="B Titr" w:hint="cs"/>
+                            <w:rFonts w:ascii="B Nazanin" w:hAnsi="B Nazanin" w:cs="B Nazanin"/>
                             <w:b/>
                             <w:bCs/>
-                            <w:color w:val="FF0000"/>
-                            <w:sz w:val="14"/>
-                            <w:szCs w:val="14"/>
-                            <w:rtl/>
+                            <w:sz w:val="16"/>
+                            <w:szCs w:val="16"/>
                           </w:rPr>
-                          <w:t>*</w:t>
+                          <w:t xml:space="preserve">{{ </w:t>
+                        </w:r>
+                        <w:proofErr w:type="spellStart"/>
+                        <w:r>
+                          <w:rPr>
+                            <w:rFonts w:ascii="B Nazanin" w:hAnsi="B Nazanin" w:cs="B Nazanin"/>
+                            <w:b/>
+                            <w:bCs/>
+                            <w:sz w:val="16"/>
+                            <w:szCs w:val="16"/>
+                          </w:rPr>
+                          <w:t>soldier</w:t>
+                        </w:r>
+                        <w:proofErr w:type="gramEnd"/>
+                        <w:r>
+                          <w:rPr>
+                            <w:rFonts w:ascii="B Nazanin" w:hAnsi="B Nazanin" w:cs="B Nazanin"/>
+                            <w:b/>
+                            <w:bCs/>
+                            <w:sz w:val="16"/>
+                            <w:szCs w:val="16"/>
+                          </w:rPr>
+                          <w:t>.service_duration</w:t>
+                        </w:r>
+                        <w:proofErr w:type="spellEnd"/>
+                        <w:r>
+                          <w:rPr>
+                            <w:rFonts w:ascii="B Nazanin" w:hAnsi="B Nazanin" w:cs="B Nazanin"/>
+                            <w:b/>
+                            <w:bCs/>
+                            <w:sz w:val="16"/>
+                            <w:szCs w:val="16"/>
+                          </w:rPr>
+                          <w:t>(“</w:t>
+                        </w:r>
+                        <w:proofErr w:type="spellStart"/>
+                        <w:r>
+                          <w:rPr>
+                            <w:rFonts w:ascii="B Nazanin" w:hAnsi="B Nazanin" w:cs="B Nazanin"/>
+                            <w:b/>
+                            <w:bCs/>
+                            <w:sz w:val="16"/>
+                            <w:szCs w:val="16"/>
+                          </w:rPr>
+                          <w:t>a</w:t>
+                        </w:r>
+                        <w:proofErr w:type="gramStart"/>
+                        <w:r>
+                          <w:rPr>
+                            <w:rFonts w:ascii="B Nazanin" w:hAnsi="B Nazanin" w:cs="B Nazanin"/>
+                            <w:b/>
+                            <w:bCs/>
+                            <w:sz w:val="16"/>
+                            <w:szCs w:val="16"/>
+                          </w:rPr>
+                          <w:t>”,“</w:t>
+                        </w:r>
+                        <w:proofErr w:type="gramEnd"/>
+                        <w:r>
+                          <w:rPr>
+                            <w:rFonts w:ascii="B Nazanin" w:hAnsi="B Nazanin" w:cs="B Nazanin"/>
+                            <w:b/>
+                            <w:bCs/>
+                            <w:sz w:val="16"/>
+                            <w:szCs w:val="16"/>
+                          </w:rPr>
+                          <w:t>d</w:t>
+                        </w:r>
+                        <w:proofErr w:type="spellEnd"/>
+                        <w:proofErr w:type="gramStart"/>
+                        <w:r>
+                          <w:rPr>
+                            <w:rFonts w:ascii="B Nazanin" w:hAnsi="B Nazanin" w:cs="B Nazanin"/>
+                            <w:b/>
+                            <w:bCs/>
+                            <w:sz w:val="16"/>
+                            <w:szCs w:val="16"/>
+                          </w:rPr>
+                          <w:t>”)</w:t>
                         </w:r>
                         <w:r>
                           <w:rPr>
-                            <w:rFonts w:cs="B Titr"/>
+                            <w:rFonts w:ascii="B Nazanin" w:hAnsi="B Nazanin" w:cs="B Nazanin"/>
                             <w:b/>
                             <w:bCs/>
-                            <w:color w:val="FF0000"/>
-                            <w:sz w:val="14"/>
-                            <w:szCs w:val="14"/>
+                            <w:sz w:val="16"/>
+                            <w:szCs w:val="16"/>
+                          </w:rPr>
+                          <w:t>|</w:t>
+                        </w:r>
+                        <w:proofErr w:type="spellStart"/>
+                        <w:proofErr w:type="gramEnd"/>
+                        <w:r>
+                          <w:rPr>
+                            <w:rFonts w:ascii="B Nazanin" w:hAnsi="B Nazanin" w:cs="B Nazanin"/>
+                            <w:b/>
+                            <w:bCs/>
+                            <w:sz w:val="16"/>
+                            <w:szCs w:val="16"/>
+                          </w:rPr>
+                          <w:t>fa_</w:t>
+                        </w:r>
+                        <w:proofErr w:type="gramStart"/>
+                        <w:r>
+                          <w:rPr>
+                            <w:rFonts w:ascii="B Nazanin" w:hAnsi="B Nazanin" w:cs="B Nazanin"/>
+                            <w:b/>
+                            <w:bCs/>
+                            <w:sz w:val="16"/>
+                            <w:szCs w:val="16"/>
+                          </w:rPr>
+                          <w:t>num</w:t>
+                        </w:r>
+                        <w:proofErr w:type="spellEnd"/>
+                        <w:r>
+                          <w:rPr>
+                            <w:rFonts w:ascii="B Nazanin" w:hAnsi="B Nazanin" w:cs="B Nazanin"/>
+                            <w:b/>
+                            <w:bCs/>
+                            <w:sz w:val="16"/>
+                            <w:szCs w:val="16"/>
+                          </w:rPr>
+                          <w:t xml:space="preserve"> }</w:t>
+                        </w:r>
+                        <w:proofErr w:type="gramEnd"/>
+                        <w:r>
+                          <w:rPr>
+                            <w:rFonts w:ascii="B Nazanin" w:hAnsi="B Nazanin" w:cs="B Nazanin"/>
+                            <w:b/>
+                            <w:bCs/>
+                            <w:sz w:val="16"/>
+                            <w:szCs w:val="16"/>
+                          </w:rPr>
+                          <w:t xml:space="preserve">} </w:t>
+                        </w:r>
+                        <w:r>
+                          <w:rPr>
+                            <w:rFonts w:ascii="B Nazanin" w:hAnsi="B Nazanin" w:cs="B Nazanin" w:hint="cs"/>
+                            <w:b/>
+                            <w:bCs/>
+                            <w:sz w:val="16"/>
+                            <w:szCs w:val="16"/>
+                            <w:rtl/>
                           </w:rPr>
                           <w:t xml:space="preserve"> </w:t>
                         </w:r>
                         <w:r>
                           <w:rPr>
-                            <w:rFonts w:cs="B Titr" w:hint="cs"/>
+                            <w:rFonts w:ascii="B Nazanin" w:hAnsi="B Nazanin" w:cs="B Nazanin"/>
                             <w:b/>
                             <w:bCs/>
-                            <w:sz w:val="14"/>
-                            <w:szCs w:val="14"/>
+                            <w:color w:val="FF0000"/>
+                            <w:sz w:val="16"/>
+                            <w:szCs w:val="16"/>
+                          </w:rPr>
+                          <w:t xml:space="preserve"> </w:t>
+                        </w:r>
+                        <w:r>
+                          <w:rPr>
+                            <w:rFonts w:ascii="B Nazanin" w:hAnsi="B Nazanin" w:cs="B Nazanin" w:hint="cs"/>
+                            <w:b/>
+                            <w:bCs/>
+                            <w:sz w:val="16"/>
+                            <w:szCs w:val="16"/>
                             <w:rtl/>
                           </w:rPr>
                           <w:t>روز</w:t>
@@ -1688,7 +2333,7 @@
                     <w:spacing w:line="240" w:lineRule="auto"/>
                     <w:jc w:val="center"/>
                     <w:rPr>
-                      <w:rFonts w:cs="B Zar"/>
+                      <w:rFonts w:ascii="B Nazanin" w:hAnsi="B Nazanin" w:cs="B Nazanin"/>
                       <w:b/>
                       <w:bCs/>
                       <w:sz w:val="14"/>
@@ -1702,22 +2347,76 @@
                     <w:spacing w:line="240" w:lineRule="auto"/>
                     <w:jc w:val="center"/>
                     <w:rPr>
-                      <w:rFonts w:cs="B Titr"/>
-                      <w:b/>
-                      <w:bCs/>
-                      <w:color w:val="FF0000"/>
-                      <w:rtl/>
-                    </w:rPr>
-                  </w:pPr>
-                  <w:r>
-                    <w:rPr>
-                      <w:rFonts w:cs="B Titr" w:hint="cs"/>
-                      <w:b/>
-                      <w:bCs/>
-                      <w:color w:val="FF0000"/>
-                      <w:rtl/>
-                    </w:rPr>
-                    <w:t>سرهنگ پاسدار علی ادیب اصل</w:t>
+                      <w:rFonts w:ascii="Aptos" w:hAnsi="Aptos" w:cs="B Nazanin"/>
+                      <w:b/>
+                      <w:bCs/>
+                      <w:rtl/>
+                    </w:rPr>
+                  </w:pPr>
+                  <w:proofErr w:type="gramStart"/>
+                  <w:r>
+                    <w:rPr>
+                      <w:rFonts w:ascii="B Nazanin" w:hAnsi="B Nazanin" w:cs="B Nazanin"/>
+                      <w:b/>
+                      <w:bCs/>
+                    </w:rPr>
+                    <w:t>{{ soldier</w:t>
+                  </w:r>
+                  <w:proofErr w:type="gramEnd"/>
+                  <w:r>
+                    <w:rPr>
+                      <w:rFonts w:ascii="B Nazanin" w:hAnsi="B Nazanin" w:cs="B Nazanin"/>
+                      <w:b/>
+                      <w:bCs/>
+                    </w:rPr>
+                    <w:t>.</w:t>
+                  </w:r>
+                  <w:proofErr w:type="spellStart"/>
+                  <w:r>
+                    <w:rPr>
+                      <w:rFonts w:ascii="B Nazanin" w:hAnsi="B Nazanin" w:cs="B Nazanin"/>
+                      <w:b/>
+                      <w:bCs/>
+                      <w:lang w:val="en-GB"/>
+                    </w:rPr>
+                    <w:t>direct_commander_</w:t>
+                  </w:r>
+                  <w:proofErr w:type="gramStart"/>
+                  <w:r>
+                    <w:rPr>
+                      <w:rFonts w:ascii="B Nazanin" w:hAnsi="B Nazanin" w:cs="B Nazanin"/>
+                      <w:b/>
+                      <w:bCs/>
+                      <w:lang w:val="en-GB"/>
+                    </w:rPr>
+                    <w:t>name</w:t>
+                  </w:r>
+                  <w:proofErr w:type="spellEnd"/>
+                  <w:r>
+                    <w:rPr>
+                      <w:rFonts w:ascii="B Nazanin" w:hAnsi="B Nazanin" w:cs="B Nazanin"/>
+                      <w:b/>
+                      <w:bCs/>
+                      <w:lang w:val="en-GB"/>
+                    </w:rPr>
+                    <w:t xml:space="preserve"> </w:t>
+                  </w:r>
+                  <w:r>
+                    <w:rPr>
+                      <w:rFonts w:ascii="B Nazanin" w:hAnsi="B Nazanin" w:cs="B Nazanin"/>
+                      <w:b/>
+                      <w:bCs/>
+                    </w:rPr>
+                    <w:t>}</w:t>
+                  </w:r>
+                  <w:proofErr w:type="gramEnd"/>
+                  <w:r>
+                    <w:rPr>
+                      <w:rFonts w:ascii="B Nazanin" w:hAnsi="B Nazanin" w:cs="B Nazanin"/>
+                      <w:b/>
+                      <w:bCs/>
+                    </w:rPr>
+                    <w:t>}</w:t>
                   </w:r>
                 </w:p>
                 <w:p>
@@ -1725,7 +2424,7 @@
                     <w:spacing w:line="240" w:lineRule="auto"/>
                     <w:jc w:val="center"/>
                     <w:rPr>
-                      <w:rFonts w:cs="B Titr"/>
+                      <w:rFonts w:ascii="B Nazanin" w:hAnsi="B Nazanin" w:cs="B Nazanin"/>
                       <w:b/>
                       <w:bCs/>
                       <w:sz w:val="20"/>
@@ -1733,16 +2432,93 @@
                       <w:rtl/>
                     </w:rPr>
                   </w:pPr>
-                  <w:r>
-                    <w:rPr>
-                      <w:rFonts w:cs="B Titr" w:hint="cs"/>
+                  <w:proofErr w:type="gramStart"/>
+                  <w:r>
+                    <w:rPr>
+                      <w:rFonts w:ascii="B Nazanin" w:hAnsi="B Nazanin" w:cs="B Nazanin"/>
                       <w:b/>
                       <w:bCs/>
                       <w:sz w:val="20"/>
                       <w:szCs w:val="20"/>
-                      <w:rtl/>
-                    </w:rPr>
-                    <w:t>آموزش و تربیت ناحیه مقاومت بسیج شهرستان اردبیل</w:t>
+                    </w:rPr>
+                    <w:t xml:space="preserve">{{ </w:t>
+                  </w:r>
+                  <w:proofErr w:type="spellStart"/>
+                  <w:r>
+                    <w:rPr>
+                      <w:rFonts w:ascii="B Nazanin" w:hAnsi="B Nazanin" w:cs="B Nazanin"/>
+                      <w:b/>
+                      <w:bCs/>
+                      <w:sz w:val="20"/>
+                      <w:szCs w:val="20"/>
+                    </w:rPr>
+                    <w:t>soldier</w:t>
+                  </w:r>
+                  <w:proofErr w:type="gramEnd"/>
+                  <w:r>
+                    <w:rPr>
+                      <w:rFonts w:ascii="B Nazanin" w:hAnsi="B Nazanin" w:cs="B Nazanin"/>
+                      <w:b/>
+                      <w:bCs/>
+                      <w:sz w:val="20"/>
+                      <w:szCs w:val="20"/>
+                    </w:rPr>
+                    <w:t>.current_</w:t>
+                  </w:r>
+                  <w:proofErr w:type="gramStart"/>
+                  <w:r>
+                    <w:rPr>
+                      <w:rFonts w:ascii="B Nazanin" w:hAnsi="B Nazanin" w:cs="B Nazanin"/>
+                      <w:b/>
+                      <w:bCs/>
+                      <w:sz w:val="20"/>
+                      <w:szCs w:val="20"/>
+                    </w:rPr>
+                    <w:t>location</w:t>
+                  </w:r>
+                  <w:proofErr w:type="spellEnd"/>
+                  <w:r>
+                    <w:rPr>
+                      <w:rFonts w:ascii="B Nazanin" w:hAnsi="B Nazanin" w:cs="B Nazanin"/>
+                      <w:b/>
+                      <w:bCs/>
+                      <w:sz w:val="20"/>
+                      <w:szCs w:val="20"/>
+                    </w:rPr>
+                    <w:t xml:space="preserve"> }</w:t>
+                  </w:r>
+                  <w:proofErr w:type="gramEnd"/>
+                  <w:r>
+                    <w:rPr>
+                      <w:rFonts w:ascii="B Nazanin" w:hAnsi="B Nazanin" w:cs="B Nazanin"/>
+                      <w:b/>
+                      <w:bCs/>
+                      <w:sz w:val="20"/>
+                      <w:szCs w:val="20"/>
+                    </w:rPr>
+                    <w:t>}</w:t>
+                  </w:r>
+                  <w:r>
+                    <w:rPr>
+                      <w:rFonts w:ascii="B Nazanin" w:hAnsi="B Nazanin" w:cs="B Nazanin" w:hint="cs"/>
+                      <w:b/>
+                      <w:bCs/>
+                      <w:sz w:val="20"/>
+                      <w:szCs w:val="20"/>
+                      <w:rtl/>
+                    </w:rPr>
+                    <w:t xml:space="preserve"> </w:t>
+                  </w:r>
+                  <w:r>
+                    <w:rPr>
+                      <w:rFonts w:ascii="B Nazanin" w:hAnsi="B Nazanin" w:cs="B Nazanin" w:hint="cs"/>
+                      <w:b/>
+                      <w:bCs/>
+                      <w:sz w:val="20"/>
+                      <w:szCs w:val="20"/>
+                      <w:rtl/>
+                    </w:rPr>
+                    <w:t>ناحیه مقاومت بسیج شهرستان اردبیل</w:t>
                   </w:r>
                 </w:p>
                 <w:p>
@@ -1750,7 +2526,7 @@
                     <w:spacing w:line="240" w:lineRule="auto"/>
                     <w:jc w:val="center"/>
                     <w:rPr>
-                      <w:rFonts w:cs="B Titr"/>
+                      <w:rFonts w:ascii="B Nazanin" w:hAnsi="B Nazanin" w:cs="B Nazanin"/>
                       <w:b/>
                       <w:bCs/>
                       <w:rtl/>
@@ -1798,7 +2574,7 @@
                         <v:path o:extrusionok="f" gradientshapeok="t" o:connecttype="rect"/>
                         <o:lock v:ext="edit" aspectratio="t"/>
                       </v:shapetype>
-                      <v:shape id="Picture 2" o:spid="_x0000_i1026" type="#_x0000_t75" alt="Description: E:\90\نامه های متفرقه\1.JPG" style="width:48pt;height:70.5pt;visibility:visible">
+                      <v:shape id="Picture 2" o:spid="_x0000_i1026" type="#_x0000_t75" alt="Description: E:\90\نامه های متفرقه\1.JPG" style="width:48.65pt;height:70.4pt;visibility:visible">
                         <v:imagedata r:id="rId6" o:title="1"/>
                       </v:shape>
                     </w:pict>
@@ -1816,7 +2592,7 @@
                       <w:lang w:bidi="ar-SA"/>
                     </w:rPr>
                     <w:pict w14:anchorId="7BC1AFBE">
-                      <v:shape id="Picture 3" o:spid="_x0000_i1028" type="#_x0000_t75" alt="Description: E:\90\نامه های متفرقه\2.JPG" style="width:61pt;height:70pt;visibility:visible">
+                      <v:shape id="Picture 3" o:spid="_x0000_i1028" type="#_x0000_t75" alt="Description: E:\90\نامه های متفرقه\2.JPG" style="width:60.55pt;height:70pt;visibility:visible">
                         <v:imagedata r:id="rId7" o:title="2"/>
                       </v:shape>
                     </w:pict>
@@ -7188,7 +7964,7 @@
                       <w:lang w:bidi="ar-SA"/>
                     </w:rPr>
                     <w:pict w14:anchorId="5080064F">
-                      <v:shape id="_x0000_i1030" type="#_x0000_t75" alt="Description: E:\90\نامه های متفرقه\1.JPG" style="width:48pt;height:70.5pt;visibility:visible">
+                      <v:shape id="_x0000_i1030" type="#_x0000_t75" alt="Description: E:\90\نامه های متفرقه\1.JPG" style="width:48.65pt;height:70.4pt;visibility:visible">
                         <v:imagedata r:id="rId6" o:title="1"/>
                       </v:shape>
                     </w:pict>
@@ -7206,7 +7982,7 @@
                       <w:lang w:bidi="ar-SA"/>
                     </w:rPr>
                     <w:pict w14:anchorId="5A7ED47F">
-                      <v:shape id="_x0000_i1032" type="#_x0000_t75" alt="Description: E:\90\نامه های متفرقه\2.JPG" style="width:61pt;height:70pt;visibility:visible">
+                      <v:shape id="_x0000_i1032" type="#_x0000_t75" alt="Description: E:\90\نامه های متفرقه\2.JPG" style="width:60.55pt;height:70pt;visibility:visible">
                         <v:imagedata r:id="rId7" o:title="2"/>
                       </v:shape>
                     </w:pict>
@@ -9249,7 +10025,7 @@
     <w:rPrDefault>
       <w:rPr>
         <w:rFonts w:ascii="Calibri" w:eastAsia="Times New Roman" w:hAnsi="Calibri" w:cs="Arial"/>
-        <w:lang w:val="en-GB" w:eastAsia="en-GB" w:bidi="ar-SA"/>
+        <w:lang w:val="en-US" w:eastAsia="en-US" w:bidi="fa-IR"/>
       </w:rPr>
     </w:rPrDefault>
     <w:pPrDefault/>
@@ -9643,7 +10419,6 @@
     <w:rPr>
       <w:sz w:val="22"/>
       <w:szCs w:val="22"/>
-      <w:lang w:val="en-US" w:eastAsia="en-US" w:bidi="fa-IR"/>
     </w:rPr>
   </w:style>
   <w:style w:type="character" w:default="1" w:styleId="DefaultParagraphFont">
@@ -9728,6 +10503,31 @@
         <w:insideV w:val="single" w:sz="4" w:space="0" w:color="auto"/>
       </w:tblBorders>
     </w:tblPr>
+  </w:style>
+  <w:style w:type="paragraph" w:styleId="HTMLPreformatted">
+    <w:name w:val="HTML Preformatted"/>
+    <w:basedOn w:val="Normal"/>
+    <w:link w:val="HTMLPreformattedChar"/>
+    <w:uiPriority w:val="99"/>
+    <w:semiHidden/>
+    <w:unhideWhenUsed/>
+    <w:rsid w:val="002D7970"/>
+    <w:rPr>
+      <w:rFonts w:ascii="Courier New" w:hAnsi="Courier New" w:cs="Courier New"/>
+      <w:sz w:val="20"/>
+      <w:szCs w:val="20"/>
+    </w:rPr>
+  </w:style>
+  <w:style w:type="character" w:customStyle="1" w:styleId="HTMLPreformattedChar">
+    <w:name w:val="HTML Preformatted Char"/>
+    <w:link w:val="HTMLPreformatted"/>
+    <w:uiPriority w:val="99"/>
+    <w:semiHidden/>
+    <w:rsid w:val="002D7970"/>
+    <w:rPr>
+      <w:rFonts w:ascii="Courier New" w:hAnsi="Courier New" w:cs="Courier New"/>
+      <w:lang w:val="en-US" w:eastAsia="en-US" w:bidi="fa-IR"/>
+    </w:rPr>
   </w:style>
 </w:styles>
 </file>
